--- a/output/北塩原村_アンケート結果報告_概要版.docx
+++ b/output/北塩原村_アンケート結果報告_概要版.docx
@@ -25,7 +25,7 @@
         <w:tc>
           <w:tcPr>
             <w:tcW w:type="dxa" w:w="10205"/>
-            <w:shd w:val="clear" w:color="auto" w:fill="1F3864"/>
+            <w:shd w:val="clear" w:color="auto" w:fill="275317"/>
             <w:tcMar>
               <w:top w:w="120" w:type="dxa"/>
               <w:left w:w="160" w:type="dxa"/>
@@ -39,7 +39,7 @@
             </w:pPr>
             <w:r>
               <w:rPr>
-                <w:rFonts w:ascii="BIZ UDPゴシック" w:hAnsi="BIZ UDPゴシック" w:eastAsia="BIZ UDPゴシック"/>
+                <w:rFonts w:ascii="UD デジタル 教科書体 NK-B" w:hAnsi="UD デジタル 教科書体 NK-B" w:eastAsia="UD デジタル 教科書体 NK-B"/>
                 <w:b/>
                 <w:color w:val="FFFFFF"/>
                 <w:sz w:val="24"/>
@@ -53,7 +53,7 @@
             </w:pPr>
             <w:r>
               <w:rPr>
-                <w:rFonts w:ascii="BIZ UDPゴシック" w:hAnsi="BIZ UDPゴシック" w:eastAsia="BIZ UDPゴシック"/>
+                <w:rFonts w:ascii="UD デジタル 教科書体 NK-B" w:hAnsi="UD デジタル 教科書体 NK-B" w:eastAsia="UD デジタル 教科書体 NK-B"/>
                 <w:b/>
                 <w:color w:val="FFFFFF"/>
                 <w:sz w:val="20"/>
@@ -71,12 +71,12 @@
     </w:p>
     <w:p>
       <w:pPr>
-        <w:spacing w:before="0" w:after="80" w:line="240" w:lineRule="exact"/>
+        <w:spacing w:before="0" w:after="80" w:line="270" w:lineRule="exact"/>
         <w:jc w:val="right"/>
       </w:pPr>
       <w:r>
         <w:rPr>
-          <w:rFonts w:ascii="BIZ UDPゴシック" w:hAnsi="BIZ UDPゴシック" w:eastAsia="BIZ UDPゴシック"/>
+          <w:rFonts w:ascii="UD デジタル 教科書体 NK-R" w:hAnsi="UD デジタル 教科書体 NK-R" w:eastAsia="UD デジタル 教科書体 NK-R"/>
           <w:b w:val="0"/>
           <w:sz w:val="17"/>
         </w:rPr>
@@ -106,7 +106,7 @@
         <w:tc>
           <w:tcPr>
             <w:tcW w:type="dxa" w:w="10205"/>
-            <w:shd w:val="clear" w:color="auto" w:fill="1F3864"/>
+            <w:shd w:val="clear" w:color="auto" w:fill="275317"/>
             <w:tcMar>
               <w:top w:w="50" w:type="dxa"/>
               <w:left w:w="110" w:type="dxa"/>
@@ -120,7 +120,7 @@
             </w:pPr>
             <w:r>
               <w:rPr>
-                <w:rFonts w:ascii="BIZ UDPゴシック" w:hAnsi="BIZ UDPゴシック" w:eastAsia="BIZ UDPゴシック"/>
+                <w:rFonts w:ascii="UD デジタル 教科書体 NK-B" w:hAnsi="UD デジタル 教科書体 NK-B" w:eastAsia="UD デジタル 教科書体 NK-B"/>
                 <w:b/>
                 <w:color w:val="FFFFFF"/>
                 <w:sz w:val="23"/>
@@ -167,19 +167,19 @@
               <w:bottom w:w="30" w:type="dxa"/>
               <w:right w:w="80" w:type="dxa"/>
             </w:tcMar>
-            <w:shd w:val="clear" w:color="auto" w:fill="1F3864"/>
+            <w:shd w:val="clear" w:color="auto" w:fill="275317"/>
           </w:tcPr>
           <w:p>
             <w:pPr>
-              <w:spacing w:after="0" w:line="220" w:lineRule="exact"/>
+              <w:spacing w:after="0" w:line="229" w:lineRule="exact"/>
               <w:jc w:val="center"/>
             </w:pPr>
             <w:r>
               <w:rPr>
-                <w:rFonts w:ascii="BIZ UDPゴシック" w:hAnsi="BIZ UDPゴシック" w:eastAsia="BIZ UDPゴシック"/>
+                <w:rFonts w:ascii="UD デジタル 教科書体 NK-B" w:hAnsi="UD デジタル 教科書体 NK-B" w:eastAsia="UD デジタル 教科書体 NK-B"/>
                 <w:b/>
                 <w:color w:val="FFFFFF"/>
-                <w:sz w:val="17"/>
+                <w:sz w:val="19"/>
               </w:rPr>
               <w:t>項目</w:t>
             </w:r>
@@ -194,19 +194,19 @@
               <w:bottom w:w="30" w:type="dxa"/>
               <w:right w:w="80" w:type="dxa"/>
             </w:tcMar>
-            <w:shd w:val="clear" w:color="auto" w:fill="1F3864"/>
+            <w:shd w:val="clear" w:color="auto" w:fill="275317"/>
           </w:tcPr>
           <w:p>
             <w:pPr>
-              <w:spacing w:after="0" w:line="220" w:lineRule="exact"/>
+              <w:spacing w:after="0" w:line="229" w:lineRule="exact"/>
               <w:jc w:val="center"/>
             </w:pPr>
             <w:r>
               <w:rPr>
-                <w:rFonts w:ascii="BIZ UDPゴシック" w:hAnsi="BIZ UDPゴシック" w:eastAsia="BIZ UDPゴシック"/>
+                <w:rFonts w:ascii="UD デジタル 教科書体 NK-B" w:hAnsi="UD デジタル 教科書体 NK-B" w:eastAsia="UD デジタル 教科書体 NK-B"/>
                 <w:b/>
                 <w:color w:val="FFFFFF"/>
-                <w:sz w:val="17"/>
+                <w:sz w:val="19"/>
               </w:rPr>
               <w:t>障がい者調査（18歳以上）</w:t>
             </w:r>
@@ -221,19 +221,19 @@
               <w:bottom w:w="30" w:type="dxa"/>
               <w:right w:w="80" w:type="dxa"/>
             </w:tcMar>
-            <w:shd w:val="clear" w:color="auto" w:fill="1F3864"/>
+            <w:shd w:val="clear" w:color="auto" w:fill="275317"/>
           </w:tcPr>
           <w:p>
             <w:pPr>
-              <w:spacing w:after="0" w:line="220" w:lineRule="exact"/>
+              <w:spacing w:after="0" w:line="229" w:lineRule="exact"/>
               <w:jc w:val="center"/>
             </w:pPr>
             <w:r>
               <w:rPr>
-                <w:rFonts w:ascii="BIZ UDPゴシック" w:hAnsi="BIZ UDPゴシック" w:eastAsia="BIZ UDPゴシック"/>
+                <w:rFonts w:ascii="UD デジタル 教科書体 NK-B" w:hAnsi="UD デジタル 教科書体 NK-B" w:eastAsia="UD デジタル 教科書体 NK-B"/>
                 <w:b/>
                 <w:color w:val="FFFFFF"/>
-                <w:sz w:val="17"/>
+                <w:sz w:val="19"/>
               </w:rPr>
               <w:t>障がい児調査（18歳未満）</w:t>
             </w:r>
@@ -250,17 +250,17 @@
               <w:bottom w:w="30" w:type="dxa"/>
               <w:right w:w="80" w:type="dxa"/>
             </w:tcMar>
-            <w:shd w:val="clear" w:color="auto" w:fill="DDEBF7"/>
+            <w:shd w:val="clear" w:color="auto" w:fill="E2EFDA"/>
           </w:tcPr>
           <w:p>
             <w:pPr>
-              <w:spacing w:after="0" w:line="220" w:lineRule="exact"/>
+              <w:spacing w:after="0" w:line="229" w:lineRule="exact"/>
             </w:pPr>
             <w:r>
               <w:rPr>
-                <w:rFonts w:ascii="BIZ UDPゴシック" w:hAnsi="BIZ UDPゴシック" w:eastAsia="BIZ UDPゴシック"/>
+                <w:rFonts w:ascii="UD デジタル 教科書体 NK-R" w:hAnsi="UD デジタル 教科書体 NK-R" w:eastAsia="UD デジタル 教科書体 NK-R"/>
                 <w:b w:val="0"/>
-                <w:sz w:val="17"/>
+                <w:sz w:val="19"/>
               </w:rPr>
               <w:t>調査対象</w:t>
             </w:r>
@@ -278,13 +278,13 @@
           </w:tcPr>
           <w:p>
             <w:pPr>
-              <w:spacing w:after="0" w:line="220" w:lineRule="exact"/>
+              <w:spacing w:after="0" w:line="229" w:lineRule="exact"/>
             </w:pPr>
             <w:r>
               <w:rPr>
-                <w:rFonts w:ascii="BIZ UDPゴシック" w:hAnsi="BIZ UDPゴシック" w:eastAsia="BIZ UDPゴシック"/>
+                <w:rFonts w:ascii="UD デジタル 教科書体 NK-R" w:hAnsi="UD デジタル 教科書体 NK-R" w:eastAsia="UD デジタル 教科書体 NK-R"/>
                 <w:b w:val="0"/>
-                <w:sz w:val="17"/>
+                <w:sz w:val="19"/>
               </w:rPr>
               <w:t>村内在住の18歳以上の障がいのある方（手帳所持者、自立支援医療受給者、障がい福祉サービス利用者）</w:t>
             </w:r>
@@ -302,13 +302,13 @@
           </w:tcPr>
           <w:p>
             <w:pPr>
-              <w:spacing w:after="0" w:line="220" w:lineRule="exact"/>
+              <w:spacing w:after="0" w:line="229" w:lineRule="exact"/>
             </w:pPr>
             <w:r>
               <w:rPr>
-                <w:rFonts w:ascii="BIZ UDPゴシック" w:hAnsi="BIZ UDPゴシック" w:eastAsia="BIZ UDPゴシック"/>
+                <w:rFonts w:ascii="UD デジタル 教科書体 NK-R" w:hAnsi="UD デジタル 教科書体 NK-R" w:eastAsia="UD デジタル 教科書体 NK-R"/>
                 <w:b w:val="0"/>
-                <w:sz w:val="17"/>
+                <w:sz w:val="19"/>
               </w:rPr>
               <w:t>村内在住の18歳未満の障がいのある児童とその保護者</w:t>
             </w:r>
@@ -325,17 +325,17 @@
               <w:bottom w:w="30" w:type="dxa"/>
               <w:right w:w="80" w:type="dxa"/>
             </w:tcMar>
-            <w:shd w:val="clear" w:color="auto" w:fill="DDEBF7"/>
+            <w:shd w:val="clear" w:color="auto" w:fill="E2EFDA"/>
           </w:tcPr>
           <w:p>
             <w:pPr>
-              <w:spacing w:after="0" w:line="220" w:lineRule="exact"/>
+              <w:spacing w:after="0" w:line="229" w:lineRule="exact"/>
             </w:pPr>
             <w:r>
               <w:rPr>
-                <w:rFonts w:ascii="BIZ UDPゴシック" w:hAnsi="BIZ UDPゴシック" w:eastAsia="BIZ UDPゴシック"/>
+                <w:rFonts w:ascii="UD デジタル 教科書体 NK-R" w:hAnsi="UD デジタル 教科書体 NK-R" w:eastAsia="UD デジタル 教科書体 NK-R"/>
                 <w:b w:val="0"/>
-                <w:sz w:val="17"/>
+                <w:sz w:val="19"/>
               </w:rPr>
               <w:t>調査方法</w:t>
             </w:r>
@@ -353,13 +353,13 @@
           </w:tcPr>
           <w:p>
             <w:pPr>
-              <w:spacing w:after="0" w:line="220" w:lineRule="exact"/>
+              <w:spacing w:after="0" w:line="229" w:lineRule="exact"/>
             </w:pPr>
             <w:r>
               <w:rPr>
-                <w:rFonts w:ascii="BIZ UDPゴシック" w:hAnsi="BIZ UDPゴシック" w:eastAsia="BIZ UDPゴシック"/>
+                <w:rFonts w:ascii="UD デジタル 教科書体 NK-R" w:hAnsi="UD デジタル 教科書体 NK-R" w:eastAsia="UD デジタル 教科書体 NK-R"/>
                 <w:b w:val="0"/>
-                <w:sz w:val="17"/>
+                <w:sz w:val="19"/>
               </w:rPr>
               <w:t>郵送による配布・回収及びインターネットによる回答の併用</w:t>
             </w:r>
@@ -377,13 +377,13 @@
           </w:tcPr>
           <w:p>
             <w:pPr>
-              <w:spacing w:after="0" w:line="220" w:lineRule="exact"/>
+              <w:spacing w:after="0" w:line="229" w:lineRule="exact"/>
             </w:pPr>
             <w:r>
               <w:rPr>
-                <w:rFonts w:ascii="BIZ UDPゴシック" w:hAnsi="BIZ UDPゴシック" w:eastAsia="BIZ UDPゴシック"/>
+                <w:rFonts w:ascii="UD デジタル 教科書体 NK-R" w:hAnsi="UD デジタル 教科書体 NK-R" w:eastAsia="UD デジタル 教科書体 NK-R"/>
                 <w:b w:val="0"/>
-                <w:sz w:val="17"/>
+                <w:sz w:val="19"/>
               </w:rPr>
               <w:t>同左</w:t>
             </w:r>
@@ -400,17 +400,17 @@
               <w:bottom w:w="30" w:type="dxa"/>
               <w:right w:w="80" w:type="dxa"/>
             </w:tcMar>
-            <w:shd w:val="clear" w:color="auto" w:fill="DDEBF7"/>
+            <w:shd w:val="clear" w:color="auto" w:fill="E2EFDA"/>
           </w:tcPr>
           <w:p>
             <w:pPr>
-              <w:spacing w:after="0" w:line="220" w:lineRule="exact"/>
+              <w:spacing w:after="0" w:line="229" w:lineRule="exact"/>
             </w:pPr>
             <w:r>
               <w:rPr>
-                <w:rFonts w:ascii="BIZ UDPゴシック" w:hAnsi="BIZ UDPゴシック" w:eastAsia="BIZ UDPゴシック"/>
+                <w:rFonts w:ascii="UD デジタル 教科書体 NK-R" w:hAnsi="UD デジタル 教科書体 NK-R" w:eastAsia="UD デジタル 教科書体 NK-R"/>
                 <w:b w:val="0"/>
-                <w:sz w:val="17"/>
+                <w:sz w:val="19"/>
               </w:rPr>
               <w:t>調査期間</w:t>
             </w:r>
@@ -428,13 +428,13 @@
           </w:tcPr>
           <w:p>
             <w:pPr>
-              <w:spacing w:after="0" w:line="220" w:lineRule="exact"/>
+              <w:spacing w:after="0" w:line="229" w:lineRule="exact"/>
             </w:pPr>
             <w:r>
               <w:rPr>
-                <w:rFonts w:ascii="BIZ UDPゴシック" w:hAnsi="BIZ UDPゴシック" w:eastAsia="BIZ UDPゴシック"/>
+                <w:rFonts w:ascii="UD デジタル 教科書体 NK-R" w:hAnsi="UD デジタル 教科書体 NK-R" w:eastAsia="UD デジタル 教科書体 NK-R"/>
                 <w:b w:val="0"/>
-                <w:sz w:val="17"/>
+                <w:sz w:val="19"/>
               </w:rPr>
               <w:t>令和８年８月31日（月）～９月25日（金）</w:t>
             </w:r>
@@ -452,13 +452,13 @@
           </w:tcPr>
           <w:p>
             <w:pPr>
-              <w:spacing w:after="0" w:line="220" w:lineRule="exact"/>
+              <w:spacing w:after="0" w:line="229" w:lineRule="exact"/>
             </w:pPr>
             <w:r>
               <w:rPr>
-                <w:rFonts w:ascii="BIZ UDPゴシック" w:hAnsi="BIZ UDPゴシック" w:eastAsia="BIZ UDPゴシック"/>
+                <w:rFonts w:ascii="UD デジタル 教科書体 NK-R" w:hAnsi="UD デジタル 教科書体 NK-R" w:eastAsia="UD デジタル 教科書体 NK-R"/>
                 <w:b w:val="0"/>
-                <w:sz w:val="17"/>
+                <w:sz w:val="19"/>
               </w:rPr>
               <w:t>同左</w:t>
             </w:r>
@@ -475,17 +475,17 @@
               <w:bottom w:w="30" w:type="dxa"/>
               <w:right w:w="80" w:type="dxa"/>
             </w:tcMar>
-            <w:shd w:val="clear" w:color="auto" w:fill="DDEBF7"/>
+            <w:shd w:val="clear" w:color="auto" w:fill="E2EFDA"/>
           </w:tcPr>
           <w:p>
             <w:pPr>
-              <w:spacing w:after="0" w:line="220" w:lineRule="exact"/>
+              <w:spacing w:after="0" w:line="229" w:lineRule="exact"/>
             </w:pPr>
             <w:r>
               <w:rPr>
-                <w:rFonts w:ascii="BIZ UDPゴシック" w:hAnsi="BIZ UDPゴシック" w:eastAsia="BIZ UDPゴシック"/>
+                <w:rFonts w:ascii="UD デジタル 教科書体 NK-R" w:hAnsi="UD デジタル 教科書体 NK-R" w:eastAsia="UD デジタル 教科書体 NK-R"/>
                 <w:b w:val="0"/>
-                <w:sz w:val="17"/>
+                <w:sz w:val="19"/>
               </w:rPr>
               <w:t>配布数</w:t>
             </w:r>
@@ -503,13 +503,13 @@
           </w:tcPr>
           <w:p>
             <w:pPr>
-              <w:spacing w:after="0" w:line="220" w:lineRule="exact"/>
+              <w:spacing w:after="0" w:line="229" w:lineRule="exact"/>
             </w:pPr>
             <w:r>
               <w:rPr>
-                <w:rFonts w:ascii="BIZ UDPゴシック" w:hAnsi="BIZ UDPゴシック" w:eastAsia="BIZ UDPゴシック"/>
+                <w:rFonts w:ascii="UD デジタル 教科書体 NK-R" w:hAnsi="UD デジタル 教科書体 NK-R" w:eastAsia="UD デジタル 教科書体 NK-R"/>
                 <w:b w:val="0"/>
-                <w:sz w:val="17"/>
+                <w:sz w:val="19"/>
               </w:rPr>
               <w:t>172人</w:t>
             </w:r>
@@ -527,13 +527,13 @@
           </w:tcPr>
           <w:p>
             <w:pPr>
-              <w:spacing w:after="0" w:line="220" w:lineRule="exact"/>
+              <w:spacing w:after="0" w:line="229" w:lineRule="exact"/>
             </w:pPr>
             <w:r>
               <w:rPr>
-                <w:rFonts w:ascii="BIZ UDPゴシック" w:hAnsi="BIZ UDPゴシック" w:eastAsia="BIZ UDPゴシック"/>
+                <w:rFonts w:ascii="UD デジタル 教科書体 NK-R" w:hAnsi="UD デジタル 教科書体 NK-R" w:eastAsia="UD デジタル 教科書体 NK-R"/>
                 <w:b w:val="0"/>
-                <w:sz w:val="17"/>
+                <w:sz w:val="19"/>
               </w:rPr>
               <w:t>６人</w:t>
             </w:r>
@@ -550,17 +550,17 @@
               <w:bottom w:w="30" w:type="dxa"/>
               <w:right w:w="80" w:type="dxa"/>
             </w:tcMar>
-            <w:shd w:val="clear" w:color="auto" w:fill="DDEBF7"/>
+            <w:shd w:val="clear" w:color="auto" w:fill="E2EFDA"/>
           </w:tcPr>
           <w:p>
             <w:pPr>
-              <w:spacing w:after="0" w:line="220" w:lineRule="exact"/>
+              <w:spacing w:after="0" w:line="229" w:lineRule="exact"/>
             </w:pPr>
             <w:r>
               <w:rPr>
-                <w:rFonts w:ascii="BIZ UDPゴシック" w:hAnsi="BIZ UDPゴシック" w:eastAsia="BIZ UDPゴシック"/>
+                <w:rFonts w:ascii="UD デジタル 教科書体 NK-R" w:hAnsi="UD デジタル 教科書体 NK-R" w:eastAsia="UD デジタル 教科書体 NK-R"/>
                 <w:b w:val="0"/>
-                <w:sz w:val="17"/>
+                <w:sz w:val="19"/>
               </w:rPr>
               <w:t>有効回答数</w:t>
             </w:r>
@@ -578,13 +578,13 @@
           </w:tcPr>
           <w:p>
             <w:pPr>
-              <w:spacing w:after="0" w:line="220" w:lineRule="exact"/>
+              <w:spacing w:after="0" w:line="229" w:lineRule="exact"/>
             </w:pPr>
             <w:r>
               <w:rPr>
-                <w:rFonts w:ascii="BIZ UDPゴシック" w:hAnsi="BIZ UDPゴシック" w:eastAsia="BIZ UDPゴシック"/>
+                <w:rFonts w:ascii="UD デジタル 教科書体 NK-R" w:hAnsi="UD デジタル 教科書体 NK-R" w:eastAsia="UD デジタル 教科書体 NK-R"/>
                 <w:b w:val="0"/>
-                <w:sz w:val="17"/>
+                <w:sz w:val="19"/>
               </w:rPr>
               <w:t>38人（22.1％）</w:t>
             </w:r>
@@ -602,13 +602,13 @@
           </w:tcPr>
           <w:p>
             <w:pPr>
-              <w:spacing w:after="0" w:line="220" w:lineRule="exact"/>
+              <w:spacing w:after="0" w:line="229" w:lineRule="exact"/>
             </w:pPr>
             <w:r>
               <w:rPr>
-                <w:rFonts w:ascii="BIZ UDPゴシック" w:hAnsi="BIZ UDPゴシック" w:eastAsia="BIZ UDPゴシック"/>
+                <w:rFonts w:ascii="UD デジタル 教科書体 NK-R" w:hAnsi="UD デジタル 教科書体 NK-R" w:eastAsia="UD デジタル 教科書体 NK-R"/>
                 <w:b w:val="0"/>
-                <w:sz w:val="17"/>
+                <w:sz w:val="19"/>
               </w:rPr>
               <w:t>３人（50.0％）</w:t>
             </w:r>
@@ -644,7 +644,7 @@
         <w:tc>
           <w:tcPr>
             <w:tcW w:type="dxa" w:w="10205"/>
-            <w:shd w:val="clear" w:color="auto" w:fill="FFF2CC"/>
+            <w:shd w:val="clear" w:color="auto" w:fill="FFFF99"/>
             <w:tcMar>
               <w:top w:w="60" w:type="dxa"/>
               <w:left w:w="140" w:type="dxa"/>
@@ -654,11 +654,11 @@
           </w:tcPr>
           <w:p>
             <w:pPr>
-              <w:spacing w:after="0" w:line="240" w:lineRule="exact"/>
+              <w:spacing w:after="0" w:line="270" w:lineRule="exact"/>
             </w:pPr>
             <w:r>
               <w:rPr>
-                <w:rFonts w:ascii="BIZ UDPゴシック" w:hAnsi="BIZ UDPゴシック" w:eastAsia="BIZ UDPゴシック"/>
+                <w:rFonts w:ascii="UD デジタル 教科書体 NK-R" w:hAnsi="UD デジタル 教科書体 NK-R" w:eastAsia="UD デジタル 教科書体 NK-R"/>
                 <w:b w:val="0"/>
                 <w:sz w:val="16"/>
               </w:rPr>
@@ -696,7 +696,7 @@
         <w:tc>
           <w:tcPr>
             <w:tcW w:type="dxa" w:w="10205"/>
-            <w:shd w:val="clear" w:color="auto" w:fill="1F3864"/>
+            <w:shd w:val="clear" w:color="auto" w:fill="275317"/>
             <w:tcMar>
               <w:top w:w="50" w:type="dxa"/>
               <w:left w:w="110" w:type="dxa"/>
@@ -710,7 +710,7 @@
             </w:pPr>
             <w:r>
               <w:rPr>
-                <w:rFonts w:ascii="BIZ UDPゴシック" w:hAnsi="BIZ UDPゴシック" w:eastAsia="BIZ UDPゴシック"/>
+                <w:rFonts w:ascii="UD デジタル 教科書体 NK-B" w:hAnsi="UD デジタル 教科書体 NK-B" w:eastAsia="UD デジタル 教科書体 NK-B"/>
                 <w:b/>
                 <w:color w:val="FFFFFF"/>
                 <w:sz w:val="23"/>
@@ -728,200 +728,134 @@
     </w:p>
     <w:p>
       <w:pPr>
-        <w:spacing w:before="0" w:after="40" w:line="240" w:lineRule="exact"/>
+        <w:spacing w:before="0" w:after="40" w:line="270" w:lineRule="exact"/>
       </w:pPr>
       <w:r>
         <w:rPr>
-          <w:rFonts w:ascii="BIZ UDPゴシック" w:hAnsi="BIZ UDPゴシック" w:eastAsia="BIZ UDPゴシック"/>
+          <w:rFonts w:ascii="UD デジタル 教科書体 NK-B" w:hAnsi="UD デジタル 教科書体 NK-B" w:eastAsia="UD デジタル 教科書体 NK-B"/>
           <w:b/>
-          <w:color w:val="1F3864"/>
-          <w:sz w:val="17"/>
+          <w:color w:val="275317"/>
+          <w:sz w:val="19"/>
         </w:rPr>
         <w:t xml:space="preserve">■　日常生活と将来の暮らし　</w:t>
       </w:r>
       <w:r>
         <w:rPr>
-          <w:rFonts w:ascii="BIZ UDPゴシック" w:hAnsi="BIZ UDPゴシック" w:eastAsia="BIZ UDPゴシック"/>
+          <w:rFonts w:ascii="UD デジタル 教科書体 NK-R" w:hAnsi="UD デジタル 教科書体 NK-R" w:eastAsia="UD デジタル 教科書体 NK-R"/>
           <w:b w:val="0"/>
-          <w:sz w:val="17"/>
+          <w:sz w:val="19"/>
         </w:rPr>
         <w:t>日常生活で困っていることは、「特にない」（34.2％）を除くと「将来の生活」（28.9％）が最も高く、65歳未満では58.3％と半数を超えています。将来の暮らしについては、「今の自宅で暮らしたい」（39.5％）と「家族と一緒に暮らしたい」（15.8％）を合わせて55.3％が、住み慣れた地域での生活の継続を希望しています。</w:t>
       </w:r>
     </w:p>
     <w:p>
       <w:pPr>
-        <w:spacing w:before="0" w:after="40" w:line="240" w:lineRule="exact"/>
+        <w:spacing w:before="0" w:after="40" w:line="270" w:lineRule="exact"/>
       </w:pPr>
       <w:r>
         <w:rPr>
-          <w:rFonts w:ascii="BIZ UDPゴシック" w:hAnsi="BIZ UDPゴシック" w:eastAsia="BIZ UDPゴシック"/>
+          <w:rFonts w:ascii="UD デジタル 教科書体 NK-B" w:hAnsi="UD デジタル 教科書体 NK-B" w:eastAsia="UD デジタル 教科書体 NK-B"/>
           <w:b/>
-          <w:color w:val="1F3864"/>
-          <w:sz w:val="17"/>
+          <w:color w:val="275317"/>
+          <w:sz w:val="19"/>
         </w:rPr>
         <w:t xml:space="preserve">■　外出・移動　</w:t>
       </w:r>
       <w:r>
         <w:rPr>
-          <w:rFonts w:ascii="BIZ UDPゴシック" w:hAnsi="BIZ UDPゴシック" w:eastAsia="BIZ UDPゴシック"/>
+          <w:rFonts w:ascii="UD デジタル 教科書体 NK-R" w:hAnsi="UD デジタル 教科書体 NK-R" w:eastAsia="UD デジタル 教科書体 NK-R"/>
           <w:b w:val="0"/>
-          <w:sz w:val="17"/>
+          <w:sz w:val="19"/>
         </w:rPr>
         <w:t>外出時に困ることは「冬季・積雪時に外出しにくい」（34.2％）が最も高く、裏磐梯地区では50.0％に上ります。移動手段は「自分で運転」（44.7％）、「家族・知人の送迎」（36.8％）が中心です。障がい児調査では、回答者全員が「送迎・移動手段の確保が難しい」と回答しています。</w:t>
       </w:r>
     </w:p>
     <w:p>
       <w:pPr>
-        <w:spacing w:before="0" w:after="40" w:line="240" w:lineRule="exact"/>
+        <w:spacing w:before="0" w:after="40" w:line="270" w:lineRule="exact"/>
       </w:pPr>
       <w:r>
         <w:rPr>
-          <w:rFonts w:ascii="BIZ UDPゴシック" w:hAnsi="BIZ UDPゴシック" w:eastAsia="BIZ UDPゴシック"/>
+          <w:rFonts w:ascii="UD デジタル 教科書体 NK-B" w:hAnsi="UD デジタル 教科書体 NK-B" w:eastAsia="UD デジタル 教科書体 NK-B"/>
           <w:b/>
-          <w:color w:val="1F3864"/>
-          <w:sz w:val="17"/>
+          <w:color w:val="275317"/>
+          <w:sz w:val="19"/>
         </w:rPr>
         <w:t xml:space="preserve">■　相談・情報　</w:t>
       </w:r>
       <w:r>
         <w:rPr>
-          <w:rFonts w:ascii="BIZ UDPゴシック" w:hAnsi="BIZ UDPゴシック" w:eastAsia="BIZ UDPゴシック"/>
+          <w:rFonts w:ascii="UD デジタル 教科書体 NK-R" w:hAnsi="UD デジタル 教科書体 NK-R" w:eastAsia="UD デジタル 教科書体 NK-R"/>
           <w:b w:val="0"/>
-          <w:sz w:val="17"/>
+          <w:sz w:val="19"/>
         </w:rPr>
         <w:t>困ったときの相談相手は「家族・親族」（76.3％）が突出しており、「相談支援専門員」（23.7％）、「村役場」（13.2％）は限られています。相談支援に期待することは「わかりやすい情報提供」（36.8％）、「サービス利用の相談」（34.2％）が上位です。</w:t>
       </w:r>
     </w:p>
     <w:p>
       <w:pPr>
-        <w:spacing w:before="0" w:after="40" w:line="240" w:lineRule="exact"/>
+        <w:spacing w:before="0" w:after="40" w:line="270" w:lineRule="exact"/>
       </w:pPr>
       <w:r>
         <w:rPr>
-          <w:rFonts w:ascii="BIZ UDPゴシック" w:hAnsi="BIZ UDPゴシック" w:eastAsia="BIZ UDPゴシック"/>
+          <w:rFonts w:ascii="UD デジタル 教科書体 NK-B" w:hAnsi="UD デジタル 教科書体 NK-B" w:eastAsia="UD デジタル 教科書体 NK-B"/>
           <w:b/>
-          <w:color w:val="1F3864"/>
-          <w:sz w:val="17"/>
+          <w:color w:val="275317"/>
+          <w:sz w:val="19"/>
         </w:rPr>
         <w:t xml:space="preserve">■　福祉サービスの利用　</w:t>
       </w:r>
       <w:r>
         <w:rPr>
-          <w:rFonts w:ascii="BIZ UDPゴシック" w:hAnsi="BIZ UDPゴシック" w:eastAsia="BIZ UDPゴシック"/>
+          <w:rFonts w:ascii="UD デジタル 教科書体 NK-R" w:hAnsi="UD デジタル 教科書体 NK-R" w:eastAsia="UD デジタル 教科書体 NK-R"/>
           <w:b w:val="0"/>
-          <w:sz w:val="17"/>
+          <w:sz w:val="19"/>
         </w:rPr>
         <w:t>今後３年間で利用したいサービスは「施設入所支援」（23.7％）、「グループホーム」（13.2％）、「短期入所」（10.5％）が上位です。一方、「重度訪問介護」「同行援護・行動援護」「就労選択支援」「移動支援」は、内容をよく知らないとの回答がそれぞれ23.7％あり、サービスの周知が課題です。地域生活支援拠点等に期待する機能は「緊急時の受入れ」（34.2％）が上位となっています。</w:t>
       </w:r>
     </w:p>
     <w:p>
       <w:pPr>
-        <w:spacing w:before="0" w:after="40" w:line="240" w:lineRule="exact"/>
+        <w:spacing w:before="0" w:after="40" w:line="270" w:lineRule="exact"/>
       </w:pPr>
       <w:r>
         <w:rPr>
-          <w:rFonts w:ascii="BIZ UDPゴシック" w:hAnsi="BIZ UDPゴシック" w:eastAsia="BIZ UDPゴシック"/>
+          <w:rFonts w:ascii="UD デジタル 教科書体 NK-B" w:hAnsi="UD デジタル 教科書体 NK-B" w:eastAsia="UD デジタル 教科書体 NK-B"/>
           <w:b/>
-          <w:color w:val="1F3864"/>
-          <w:sz w:val="17"/>
+          <w:color w:val="275317"/>
+          <w:sz w:val="19"/>
         </w:rPr>
         <w:t xml:space="preserve">■　就労・日中活動　</w:t>
       </w:r>
       <w:r>
         <w:rPr>
-          <w:rFonts w:ascii="BIZ UDPゴシック" w:hAnsi="BIZ UDPゴシック" w:eastAsia="BIZ UDPゴシック"/>
+          <w:rFonts w:ascii="UD デジタル 教科書体 NK-R" w:hAnsi="UD デジタル 教科書体 NK-R" w:eastAsia="UD デジタル 教科書体 NK-R"/>
           <w:b w:val="0"/>
-          <w:sz w:val="17"/>
+          <w:sz w:val="19"/>
         </w:rPr>
         <w:t>日中は「自宅で過ごすことが多い」（36.8％）が最も高く、働くために必要な支援として「職場の障がい理解」（18.4％）、「体調に合わせた勤務」（15.8％）が挙げられています。</w:t>
       </w:r>
     </w:p>
     <w:p>
       <w:pPr>
-        <w:spacing w:before="0" w:after="40" w:line="240" w:lineRule="exact"/>
+        <w:spacing w:before="0" w:after="40" w:line="270" w:lineRule="exact"/>
       </w:pPr>
       <w:r>
         <w:rPr>
-          <w:rFonts w:ascii="BIZ UDPゴシック" w:hAnsi="BIZ UDPゴシック" w:eastAsia="BIZ UDPゴシック"/>
+          <w:rFonts w:ascii="UD デジタル 教科書体 NK-B" w:hAnsi="UD デジタル 教科書体 NK-B" w:eastAsia="UD デジタル 教科書体 NK-B"/>
           <w:b/>
-          <w:color w:val="1F3864"/>
-          <w:sz w:val="17"/>
+          <w:color w:val="275317"/>
+          <w:sz w:val="19"/>
         </w:rPr>
         <w:t xml:space="preserve">■　権利擁護・差別解消　</w:t>
       </w:r>
       <w:r>
         <w:rPr>
-          <w:rFonts w:ascii="BIZ UDPゴシック" w:hAnsi="BIZ UDPゴシック" w:eastAsia="BIZ UDPゴシック"/>
+          <w:rFonts w:ascii="UD デジタル 教科書体 NK-R" w:hAnsi="UD デジタル 教科書体 NK-R" w:eastAsia="UD デジタル 教科書体 NK-R"/>
           <w:b w:val="0"/>
-          <w:sz w:val="17"/>
+          <w:sz w:val="19"/>
         </w:rPr>
         <w:t>差別や偏見、不利益を感じたことがある方は23.7％で、必要な合理的配慮として「わかりやすい説明」（42.1％）、「手続きの支援」（39.5％）が上位です。成年後見制度や権利擁護支援については「知らない」が36.8％となっています。</w:t>
-      </w:r>
-    </w:p>
-    <w:p>
-      <w:pPr>
-        <w:spacing w:before="0" w:after="40" w:line="240" w:lineRule="exact"/>
-      </w:pPr>
-      <w:r>
-        <w:rPr>
-          <w:rFonts w:ascii="BIZ UDPゴシック" w:hAnsi="BIZ UDPゴシック" w:eastAsia="BIZ UDPゴシック"/>
-          <w:b/>
-          <w:color w:val="1F3864"/>
-          <w:sz w:val="17"/>
-        </w:rPr>
-        <w:t xml:space="preserve">■　災害時の対応　</w:t>
-      </w:r>
-      <w:r>
-        <w:rPr>
-          <w:rFonts w:ascii="BIZ UDPゴシック" w:hAnsi="BIZ UDPゴシック" w:eastAsia="BIZ UDPゴシック"/>
-          <w:b w:val="0"/>
-          <w:sz w:val="17"/>
-        </w:rPr>
-        <w:t>避難行動要支援者名簿・個別避難計画を「知らない」が68.4％に上ります。災害時の不安は「避難先での生活」（63.2％）、「薬・医療機器」（44.7％）、「冬季・積雪時の避難」（42.1％）が上位です。</w:t>
-      </w:r>
-    </w:p>
-    <w:p>
-      <w:pPr>
-        <w:spacing w:before="0" w:after="40" w:line="240" w:lineRule="exact"/>
-      </w:pPr>
-      <w:r>
-        <w:rPr>
-          <w:rFonts w:ascii="BIZ UDPゴシック" w:hAnsi="BIZ UDPゴシック" w:eastAsia="BIZ UDPゴシック"/>
-          <w:b/>
-          <w:color w:val="1F3864"/>
-          <w:sz w:val="17"/>
-        </w:rPr>
-        <w:t xml:space="preserve">■　村が特に力を入れるべきこと　</w:t>
-      </w:r>
-      <w:r>
-        <w:rPr>
-          <w:rFonts w:ascii="BIZ UDPゴシック" w:hAnsi="BIZ UDPゴシック" w:eastAsia="BIZ UDPゴシック"/>
-          <w:b w:val="0"/>
-          <w:sz w:val="17"/>
-        </w:rPr>
-        <w:t>「相談支援体制」「災害時支援」（各34.2％）が最も高く、「在宅生活支援」「移動支援」「サービス事業所の確保」（各26.3％）が続いています。</w:t>
-      </w:r>
-    </w:p>
-    <w:p>
-      <w:pPr>
-        <w:spacing w:before="0" w:after="40" w:line="240" w:lineRule="exact"/>
-      </w:pPr>
-      <w:r>
-        <w:rPr>
-          <w:rFonts w:ascii="BIZ UDPゴシック" w:hAnsi="BIZ UDPゴシック" w:eastAsia="BIZ UDPゴシック"/>
-          <w:b/>
-          <w:color w:val="1F3864"/>
-          <w:sz w:val="17"/>
-        </w:rPr>
-        <w:t xml:space="preserve">■　障がい児調査（回答３人）　</w:t>
-      </w:r>
-      <w:r>
-        <w:rPr>
-          <w:rFonts w:ascii="BIZ UDPゴシック" w:hAnsi="BIZ UDPゴシック" w:eastAsia="BIZ UDPゴシック"/>
-          <w:b w:val="0"/>
-          <w:sz w:val="17"/>
-        </w:rPr>
-        <w:t>回答者全員が家族の負担が大きいと感じています。通園・通学等では「送迎・移動手段の確保が難しい」「付き添いなど家族の負担が大きい」と回答しています。今後利用したいサービスでは全員が「移動支援」を挙げ、18歳以降の生活については「進学先・就労先」「親など家族が高齢になった後の生活」など８項目で全員が不安を感じています。</w:t>
       </w:r>
     </w:p>
     <w:p>
@@ -930,11 +864,77 @@
       </w:pPr>
       <w:r>
         <w:rPr>
-          <w:rFonts w:ascii="BIZ UDPゴシック" w:hAnsi="BIZ UDPゴシック" w:eastAsia="BIZ UDPゴシック"/>
+          <w:rFonts w:ascii="UD デジタル 教科書体 NK-R" w:hAnsi="UD デジタル 教科書体 NK-R" w:eastAsia="UD デジタル 教科書体 NK-R"/>
           <w:b w:val="0"/>
           <w:sz w:val="2"/>
         </w:rPr>
         <w:br w:type="page"/>
+      </w:r>
+    </w:p>
+    <w:p>
+      <w:pPr>
+        <w:spacing w:before="0" w:after="40" w:line="270" w:lineRule="exact"/>
+      </w:pPr>
+      <w:r>
+        <w:rPr>
+          <w:rFonts w:ascii="UD デジタル 教科書体 NK-B" w:hAnsi="UD デジタル 教科書体 NK-B" w:eastAsia="UD デジタル 教科書体 NK-B"/>
+          <w:b/>
+          <w:color w:val="275317"/>
+          <w:sz w:val="19"/>
+        </w:rPr>
+        <w:t xml:space="preserve">■　災害時の対応　</w:t>
+      </w:r>
+      <w:r>
+        <w:rPr>
+          <w:rFonts w:ascii="UD デジタル 教科書体 NK-R" w:hAnsi="UD デジタル 教科書体 NK-R" w:eastAsia="UD デジタル 教科書体 NK-R"/>
+          <w:b w:val="0"/>
+          <w:sz w:val="19"/>
+        </w:rPr>
+        <w:t>避難行動要支援者名簿・個別避難計画を「知らない」が68.4％に上ります。災害時の不安は「避難先での生活」（63.2％）、「薬・医療機器」（44.7％）、「冬季・積雪時の避難」（42.1％）が上位です。</w:t>
+      </w:r>
+    </w:p>
+    <w:p>
+      <w:pPr>
+        <w:spacing w:before="0" w:after="40" w:line="270" w:lineRule="exact"/>
+      </w:pPr>
+      <w:r>
+        <w:rPr>
+          <w:rFonts w:ascii="UD デジタル 教科書体 NK-B" w:hAnsi="UD デジタル 教科書体 NK-B" w:eastAsia="UD デジタル 教科書体 NK-B"/>
+          <w:b/>
+          <w:color w:val="275317"/>
+          <w:sz w:val="19"/>
+        </w:rPr>
+        <w:t xml:space="preserve">■　村が特に力を入れるべきこと　</w:t>
+      </w:r>
+      <w:r>
+        <w:rPr>
+          <w:rFonts w:ascii="UD デジタル 教科書体 NK-R" w:hAnsi="UD デジタル 教科書体 NK-R" w:eastAsia="UD デジタル 教科書体 NK-R"/>
+          <w:b w:val="0"/>
+          <w:sz w:val="19"/>
+        </w:rPr>
+        <w:t>「相談支援体制」「災害時支援」（各34.2％）が最も高く、「在宅生活支援」「移動支援」「サービス事業所の確保」（各26.3％）が続いています。</w:t>
+      </w:r>
+    </w:p>
+    <w:p>
+      <w:pPr>
+        <w:spacing w:before="0" w:after="40" w:line="270" w:lineRule="exact"/>
+      </w:pPr>
+      <w:r>
+        <w:rPr>
+          <w:rFonts w:ascii="UD デジタル 教科書体 NK-B" w:hAnsi="UD デジタル 教科書体 NK-B" w:eastAsia="UD デジタル 教科書体 NK-B"/>
+          <w:b/>
+          <w:color w:val="275317"/>
+          <w:sz w:val="19"/>
+        </w:rPr>
+        <w:t xml:space="preserve">■　障がい児調査（回答３人）　</w:t>
+      </w:r>
+      <w:r>
+        <w:rPr>
+          <w:rFonts w:ascii="UD デジタル 教科書体 NK-R" w:hAnsi="UD デジタル 教科書体 NK-R" w:eastAsia="UD デジタル 教科書体 NK-R"/>
+          <w:b w:val="0"/>
+          <w:sz w:val="19"/>
+        </w:rPr>
+        <w:t>回答者全員が家族の負担が大きいと感じています。通園・通学等では「送迎・移動手段の確保が難しい」「付き添いなど家族の負担が大きい」と回答しています。今後利用したいサービスでは全員が「移動支援」を挙げ、18歳以降の生活については「進学先・就労先」「親など家族が高齢になった後の生活」など８項目で全員が不安を感じています。</w:t>
       </w:r>
     </w:p>
     <w:tbl>
@@ -960,7 +960,7 @@
         <w:tc>
           <w:tcPr>
             <w:tcW w:type="dxa" w:w="10205"/>
-            <w:shd w:val="clear" w:color="auto" w:fill="1F3864"/>
+            <w:shd w:val="clear" w:color="auto" w:fill="275317"/>
             <w:tcMar>
               <w:top w:w="50" w:type="dxa"/>
               <w:left w:w="110" w:type="dxa"/>
@@ -974,7 +974,7 @@
             </w:pPr>
             <w:r>
               <w:rPr>
-                <w:rFonts w:ascii="BIZ UDPゴシック" w:hAnsi="BIZ UDPゴシック" w:eastAsia="BIZ UDPゴシック"/>
+                <w:rFonts w:ascii="UD デジタル 教科書体 NK-B" w:hAnsi="UD デジタル 教科書体 NK-B" w:eastAsia="UD デジタル 教科書体 NK-B"/>
                 <w:b/>
                 <w:color w:val="FFFFFF"/>
                 <w:sz w:val="23"/>
@@ -992,13 +992,13 @@
     </w:p>
     <w:p>
       <w:pPr>
-        <w:spacing w:before="0" w:after="40" w:line="240" w:lineRule="exact"/>
+        <w:spacing w:before="0" w:after="40" w:line="270" w:lineRule="exact"/>
       </w:pPr>
       <w:r>
         <w:rPr>
-          <w:rFonts w:ascii="BIZ UDPゴシック" w:hAnsi="BIZ UDPゴシック" w:eastAsia="BIZ UDPゴシック"/>
+          <w:rFonts w:ascii="UD デジタル 教科書体 NK-R" w:hAnsi="UD デジタル 教科書体 NK-R" w:eastAsia="UD デジタル 教科書体 NK-R"/>
           <w:b w:val="0"/>
-          <w:sz w:val="17"/>
+          <w:sz w:val="19"/>
         </w:rPr>
         <w:t>所持している手帳により、身体障がい（29人）、知的障がい（２人）、精神障がい（６人）に区分して集計しました（複数の手帳を所持している方は各区分に計上）。知的障がい及び精神障がいは回答者数が少ないため参考値です。</w:t>
       </w:r>
@@ -1036,16 +1036,16 @@
               <w:bottom w:w="30" w:type="dxa"/>
               <w:right w:w="80" w:type="dxa"/>
             </w:tcMar>
-            <w:shd w:val="clear" w:color="auto" w:fill="1F3864"/>
+            <w:shd w:val="clear" w:color="auto" w:fill="275317"/>
           </w:tcPr>
           <w:p>
             <w:pPr>
-              <w:spacing w:after="0" w:line="220" w:lineRule="exact"/>
+              <w:spacing w:after="0" w:line="229" w:lineRule="exact"/>
               <w:jc w:val="center"/>
             </w:pPr>
             <w:r>
               <w:rPr>
-                <w:rFonts w:ascii="BIZ UDPゴシック" w:hAnsi="BIZ UDPゴシック" w:eastAsia="BIZ UDPゴシック"/>
+                <w:rFonts w:ascii="UD デジタル 教科書体 NK-B" w:hAnsi="UD デジタル 教科書体 NK-B" w:eastAsia="UD デジタル 教科書体 NK-B"/>
                 <w:b/>
                 <w:color w:val="FFFFFF"/>
                 <w:sz w:val="16"/>
@@ -1063,16 +1063,16 @@
               <w:bottom w:w="30" w:type="dxa"/>
               <w:right w:w="80" w:type="dxa"/>
             </w:tcMar>
-            <w:shd w:val="clear" w:color="auto" w:fill="1F3864"/>
+            <w:shd w:val="clear" w:color="auto" w:fill="275317"/>
           </w:tcPr>
           <w:p>
             <w:pPr>
-              <w:spacing w:after="0" w:line="220" w:lineRule="exact"/>
+              <w:spacing w:after="0" w:line="229" w:lineRule="exact"/>
               <w:jc w:val="center"/>
             </w:pPr>
             <w:r>
               <w:rPr>
-                <w:rFonts w:ascii="BIZ UDPゴシック" w:hAnsi="BIZ UDPゴシック" w:eastAsia="BIZ UDPゴシック"/>
+                <w:rFonts w:ascii="UD デジタル 教科書体 NK-B" w:hAnsi="UD デジタル 教科書体 NK-B" w:eastAsia="UD デジタル 教科書体 NK-B"/>
                 <w:b/>
                 <w:color w:val="FFFFFF"/>
                 <w:sz w:val="16"/>
@@ -1092,16 +1092,16 @@
               <w:bottom w:w="30" w:type="dxa"/>
               <w:right w:w="80" w:type="dxa"/>
             </w:tcMar>
-            <w:shd w:val="clear" w:color="auto" w:fill="1F3864"/>
+            <w:shd w:val="clear" w:color="auto" w:fill="275317"/>
           </w:tcPr>
           <w:p>
             <w:pPr>
-              <w:spacing w:after="0" w:line="220" w:lineRule="exact"/>
+              <w:spacing w:after="0" w:line="229" w:lineRule="exact"/>
               <w:jc w:val="center"/>
             </w:pPr>
             <w:r>
               <w:rPr>
-                <w:rFonts w:ascii="BIZ UDPゴシック" w:hAnsi="BIZ UDPゴシック" w:eastAsia="BIZ UDPゴシック"/>
+                <w:rFonts w:ascii="UD デジタル 教科書体 NK-B" w:hAnsi="UD デジタル 教科書体 NK-B" w:eastAsia="UD デジタル 教科書体 NK-B"/>
                 <w:b/>
                 <w:color w:val="FFFFFF"/>
                 <w:sz w:val="16"/>
@@ -1121,16 +1121,16 @@
               <w:bottom w:w="30" w:type="dxa"/>
               <w:right w:w="80" w:type="dxa"/>
             </w:tcMar>
-            <w:shd w:val="clear" w:color="auto" w:fill="1F3864"/>
+            <w:shd w:val="clear" w:color="auto" w:fill="275317"/>
           </w:tcPr>
           <w:p>
             <w:pPr>
-              <w:spacing w:after="0" w:line="220" w:lineRule="exact"/>
+              <w:spacing w:after="0" w:line="229" w:lineRule="exact"/>
               <w:jc w:val="center"/>
             </w:pPr>
             <w:r>
               <w:rPr>
-                <w:rFonts w:ascii="BIZ UDPゴシック" w:hAnsi="BIZ UDPゴシック" w:eastAsia="BIZ UDPゴシック"/>
+                <w:rFonts w:ascii="UD デジタル 教科書体 NK-B" w:hAnsi="UD デジタル 教科書体 NK-B" w:eastAsia="UD デジタル 教科書体 NK-B"/>
                 <w:b/>
                 <w:color w:val="FFFFFF"/>
                 <w:sz w:val="16"/>
@@ -1150,16 +1150,16 @@
               <w:bottom w:w="30" w:type="dxa"/>
               <w:right w:w="80" w:type="dxa"/>
             </w:tcMar>
-            <w:shd w:val="clear" w:color="auto" w:fill="1F3864"/>
+            <w:shd w:val="clear" w:color="auto" w:fill="275317"/>
           </w:tcPr>
           <w:p>
             <w:pPr>
-              <w:spacing w:after="0" w:line="220" w:lineRule="exact"/>
+              <w:spacing w:after="0" w:line="229" w:lineRule="exact"/>
               <w:jc w:val="center"/>
             </w:pPr>
             <w:r>
               <w:rPr>
-                <w:rFonts w:ascii="BIZ UDPゴシック" w:hAnsi="BIZ UDPゴシック" w:eastAsia="BIZ UDPゴシック"/>
+                <w:rFonts w:ascii="UD デジタル 教科書体 NK-B" w:hAnsi="UD デジタル 教科書体 NK-B" w:eastAsia="UD デジタル 教科書体 NK-B"/>
                 <w:b/>
                 <w:color w:val="FFFFFF"/>
                 <w:sz w:val="16"/>
@@ -1184,11 +1184,11 @@
           </w:tcPr>
           <w:p>
             <w:pPr>
-              <w:spacing w:after="0" w:line="220" w:lineRule="exact"/>
+              <w:spacing w:after="0" w:line="229" w:lineRule="exact"/>
             </w:pPr>
             <w:r>
               <w:rPr>
-                <w:rFonts w:ascii="BIZ UDPゴシック" w:hAnsi="BIZ UDPゴシック" w:eastAsia="BIZ UDPゴシック"/>
+                <w:rFonts w:ascii="UD デジタル 教科書体 NK-R" w:hAnsi="UD デジタル 教科書体 NK-R" w:eastAsia="UD デジタル 教科書体 NK-R"/>
                 <w:b w:val="0"/>
                 <w:sz w:val="16"/>
               </w:rPr>
@@ -1208,12 +1208,12 @@
           </w:tcPr>
           <w:p>
             <w:pPr>
-              <w:spacing w:after="0" w:line="220" w:lineRule="exact"/>
+              <w:spacing w:after="0" w:line="229" w:lineRule="exact"/>
               <w:jc w:val="center"/>
             </w:pPr>
             <w:r>
               <w:rPr>
-                <w:rFonts w:ascii="BIZ UDPゴシック" w:hAnsi="BIZ UDPゴシック" w:eastAsia="BIZ UDPゴシック"/>
+                <w:rFonts w:ascii="UD デジタル 教科書体 NK-R" w:hAnsi="UD デジタル 教科書体 NK-R" w:eastAsia="UD デジタル 教科書体 NK-R"/>
                 <w:b w:val="0"/>
                 <w:sz w:val="16"/>
               </w:rPr>
@@ -1233,12 +1233,12 @@
           </w:tcPr>
           <w:p>
             <w:pPr>
-              <w:spacing w:after="0" w:line="220" w:lineRule="exact"/>
+              <w:spacing w:after="0" w:line="229" w:lineRule="exact"/>
               <w:jc w:val="center"/>
             </w:pPr>
             <w:r>
               <w:rPr>
-                <w:rFonts w:ascii="BIZ UDPゴシック" w:hAnsi="BIZ UDPゴシック" w:eastAsia="BIZ UDPゴシック"/>
+                <w:rFonts w:ascii="UD デジタル 教科書体 NK-R" w:hAnsi="UD デジタル 教科書体 NK-R" w:eastAsia="UD デジタル 教科書体 NK-R"/>
                 <w:b w:val="0"/>
                 <w:sz w:val="16"/>
               </w:rPr>
@@ -1258,12 +1258,12 @@
           </w:tcPr>
           <w:p>
             <w:pPr>
-              <w:spacing w:after="0" w:line="220" w:lineRule="exact"/>
+              <w:spacing w:after="0" w:line="229" w:lineRule="exact"/>
               <w:jc w:val="center"/>
             </w:pPr>
             <w:r>
               <w:rPr>
-                <w:rFonts w:ascii="BIZ UDPゴシック" w:hAnsi="BIZ UDPゴシック" w:eastAsia="BIZ UDPゴシック"/>
+                <w:rFonts w:ascii="UD デジタル 教科書体 NK-R" w:hAnsi="UD デジタル 教科書体 NK-R" w:eastAsia="UD デジタル 教科書体 NK-R"/>
                 <w:b w:val="0"/>
                 <w:sz w:val="16"/>
               </w:rPr>
@@ -1283,12 +1283,12 @@
           </w:tcPr>
           <w:p>
             <w:pPr>
-              <w:spacing w:after="0" w:line="220" w:lineRule="exact"/>
+              <w:spacing w:after="0" w:line="229" w:lineRule="exact"/>
               <w:jc w:val="center"/>
             </w:pPr>
             <w:r>
               <w:rPr>
-                <w:rFonts w:ascii="BIZ UDPゴシック" w:hAnsi="BIZ UDPゴシック" w:eastAsia="BIZ UDPゴシック"/>
+                <w:rFonts w:ascii="UD デジタル 教科書体 NK-R" w:hAnsi="UD デジタル 教科書体 NK-R" w:eastAsia="UD デジタル 教科書体 NK-R"/>
                 <w:b w:val="0"/>
                 <w:sz w:val="16"/>
               </w:rPr>
@@ -1310,11 +1310,11 @@
           </w:tcPr>
           <w:p>
             <w:pPr>
-              <w:spacing w:after="0" w:line="220" w:lineRule="exact"/>
+              <w:spacing w:after="0" w:line="229" w:lineRule="exact"/>
             </w:pPr>
             <w:r>
               <w:rPr>
-                <w:rFonts w:ascii="BIZ UDPゴシック" w:hAnsi="BIZ UDPゴシック" w:eastAsia="BIZ UDPゴシック"/>
+                <w:rFonts w:ascii="UD デジタル 教科書体 NK-R" w:hAnsi="UD デジタル 教科書体 NK-R" w:eastAsia="UD デジタル 教科書体 NK-R"/>
                 <w:b w:val="0"/>
                 <w:sz w:val="16"/>
               </w:rPr>
@@ -1334,12 +1334,12 @@
           </w:tcPr>
           <w:p>
             <w:pPr>
-              <w:spacing w:after="0" w:line="220" w:lineRule="exact"/>
+              <w:spacing w:after="0" w:line="229" w:lineRule="exact"/>
               <w:jc w:val="center"/>
             </w:pPr>
             <w:r>
               <w:rPr>
-                <w:rFonts w:ascii="BIZ UDPゴシック" w:hAnsi="BIZ UDPゴシック" w:eastAsia="BIZ UDPゴシック"/>
+                <w:rFonts w:ascii="UD デジタル 教科書体 NK-R" w:hAnsi="UD デジタル 教科書体 NK-R" w:eastAsia="UD デジタル 教科書体 NK-R"/>
                 <w:b w:val="0"/>
                 <w:sz w:val="16"/>
               </w:rPr>
@@ -1359,12 +1359,12 @@
           </w:tcPr>
           <w:p>
             <w:pPr>
-              <w:spacing w:after="0" w:line="220" w:lineRule="exact"/>
+              <w:spacing w:after="0" w:line="229" w:lineRule="exact"/>
               <w:jc w:val="center"/>
             </w:pPr>
             <w:r>
               <w:rPr>
-                <w:rFonts w:ascii="BIZ UDPゴシック" w:hAnsi="BIZ UDPゴシック" w:eastAsia="BIZ UDPゴシック"/>
+                <w:rFonts w:ascii="UD デジタル 教科書体 NK-R" w:hAnsi="UD デジタル 教科書体 NK-R" w:eastAsia="UD デジタル 教科書体 NK-R"/>
                 <w:b w:val="0"/>
                 <w:sz w:val="16"/>
               </w:rPr>
@@ -1384,12 +1384,12 @@
           </w:tcPr>
           <w:p>
             <w:pPr>
-              <w:spacing w:after="0" w:line="220" w:lineRule="exact"/>
+              <w:spacing w:after="0" w:line="229" w:lineRule="exact"/>
               <w:jc w:val="center"/>
             </w:pPr>
             <w:r>
               <w:rPr>
-                <w:rFonts w:ascii="BIZ UDPゴシック" w:hAnsi="BIZ UDPゴシック" w:eastAsia="BIZ UDPゴシック"/>
+                <w:rFonts w:ascii="UD デジタル 教科書体 NK-R" w:hAnsi="UD デジタル 教科書体 NK-R" w:eastAsia="UD デジタル 教科書体 NK-R"/>
                 <w:b w:val="0"/>
                 <w:sz w:val="16"/>
               </w:rPr>
@@ -1409,12 +1409,12 @@
           </w:tcPr>
           <w:p>
             <w:pPr>
-              <w:spacing w:after="0" w:line="220" w:lineRule="exact"/>
+              <w:spacing w:after="0" w:line="229" w:lineRule="exact"/>
               <w:jc w:val="center"/>
             </w:pPr>
             <w:r>
               <w:rPr>
-                <w:rFonts w:ascii="BIZ UDPゴシック" w:hAnsi="BIZ UDPゴシック" w:eastAsia="BIZ UDPゴシック"/>
+                <w:rFonts w:ascii="UD デジタル 教科書体 NK-R" w:hAnsi="UD デジタル 教科書体 NK-R" w:eastAsia="UD デジタル 教科書体 NK-R"/>
                 <w:b w:val="0"/>
                 <w:sz w:val="16"/>
               </w:rPr>
@@ -1436,11 +1436,11 @@
           </w:tcPr>
           <w:p>
             <w:pPr>
-              <w:spacing w:after="0" w:line="220" w:lineRule="exact"/>
+              <w:spacing w:after="0" w:line="229" w:lineRule="exact"/>
             </w:pPr>
             <w:r>
               <w:rPr>
-                <w:rFonts w:ascii="BIZ UDPゴシック" w:hAnsi="BIZ UDPゴシック" w:eastAsia="BIZ UDPゴシック"/>
+                <w:rFonts w:ascii="UD デジタル 教科書体 NK-R" w:hAnsi="UD デジタル 教科書体 NK-R" w:eastAsia="UD デジタル 教科書体 NK-R"/>
                 <w:b w:val="0"/>
                 <w:sz w:val="16"/>
               </w:rPr>
@@ -1460,12 +1460,12 @@
           </w:tcPr>
           <w:p>
             <w:pPr>
-              <w:spacing w:after="0" w:line="220" w:lineRule="exact"/>
+              <w:spacing w:after="0" w:line="229" w:lineRule="exact"/>
               <w:jc w:val="center"/>
             </w:pPr>
             <w:r>
               <w:rPr>
-                <w:rFonts w:ascii="BIZ UDPゴシック" w:hAnsi="BIZ UDPゴシック" w:eastAsia="BIZ UDPゴシック"/>
+                <w:rFonts w:ascii="UD デジタル 教科書体 NK-R" w:hAnsi="UD デジタル 教科書体 NK-R" w:eastAsia="UD デジタル 教科書体 NK-R"/>
                 <w:b w:val="0"/>
                 <w:sz w:val="16"/>
               </w:rPr>
@@ -1485,12 +1485,12 @@
           </w:tcPr>
           <w:p>
             <w:pPr>
-              <w:spacing w:after="0" w:line="220" w:lineRule="exact"/>
+              <w:spacing w:after="0" w:line="229" w:lineRule="exact"/>
               <w:jc w:val="center"/>
             </w:pPr>
             <w:r>
               <w:rPr>
-                <w:rFonts w:ascii="BIZ UDPゴシック" w:hAnsi="BIZ UDPゴシック" w:eastAsia="BIZ UDPゴシック"/>
+                <w:rFonts w:ascii="UD デジタル 教科書体 NK-R" w:hAnsi="UD デジタル 教科書体 NK-R" w:eastAsia="UD デジタル 教科書体 NK-R"/>
                 <w:b w:val="0"/>
                 <w:sz w:val="16"/>
               </w:rPr>
@@ -1510,12 +1510,12 @@
           </w:tcPr>
           <w:p>
             <w:pPr>
-              <w:spacing w:after="0" w:line="220" w:lineRule="exact"/>
+              <w:spacing w:after="0" w:line="229" w:lineRule="exact"/>
               <w:jc w:val="center"/>
             </w:pPr>
             <w:r>
               <w:rPr>
-                <w:rFonts w:ascii="BIZ UDPゴシック" w:hAnsi="BIZ UDPゴシック" w:eastAsia="BIZ UDPゴシック"/>
+                <w:rFonts w:ascii="UD デジタル 教科書体 NK-R" w:hAnsi="UD デジタル 教科書体 NK-R" w:eastAsia="UD デジタル 教科書体 NK-R"/>
                 <w:b w:val="0"/>
                 <w:sz w:val="16"/>
               </w:rPr>
@@ -1535,12 +1535,12 @@
           </w:tcPr>
           <w:p>
             <w:pPr>
-              <w:spacing w:after="0" w:line="220" w:lineRule="exact"/>
+              <w:spacing w:after="0" w:line="229" w:lineRule="exact"/>
               <w:jc w:val="center"/>
             </w:pPr>
             <w:r>
               <w:rPr>
-                <w:rFonts w:ascii="BIZ UDPゴシック" w:hAnsi="BIZ UDPゴシック" w:eastAsia="BIZ UDPゴシック"/>
+                <w:rFonts w:ascii="UD デジタル 教科書体 NK-R" w:hAnsi="UD デジタル 教科書体 NK-R" w:eastAsia="UD デジタル 教科書体 NK-R"/>
                 <w:b w:val="0"/>
                 <w:sz w:val="16"/>
               </w:rPr>
@@ -1562,11 +1562,11 @@
           </w:tcPr>
           <w:p>
             <w:pPr>
-              <w:spacing w:after="0" w:line="220" w:lineRule="exact"/>
+              <w:spacing w:after="0" w:line="229" w:lineRule="exact"/>
             </w:pPr>
             <w:r>
               <w:rPr>
-                <w:rFonts w:ascii="BIZ UDPゴシック" w:hAnsi="BIZ UDPゴシック" w:eastAsia="BIZ UDPゴシック"/>
+                <w:rFonts w:ascii="UD デジタル 教科書体 NK-R" w:hAnsi="UD デジタル 教科書体 NK-R" w:eastAsia="UD デジタル 教科書体 NK-R"/>
                 <w:b w:val="0"/>
                 <w:sz w:val="16"/>
               </w:rPr>
@@ -1586,12 +1586,12 @@
           </w:tcPr>
           <w:p>
             <w:pPr>
-              <w:spacing w:after="0" w:line="220" w:lineRule="exact"/>
+              <w:spacing w:after="0" w:line="229" w:lineRule="exact"/>
               <w:jc w:val="center"/>
             </w:pPr>
             <w:r>
               <w:rPr>
-                <w:rFonts w:ascii="BIZ UDPゴシック" w:hAnsi="BIZ UDPゴシック" w:eastAsia="BIZ UDPゴシック"/>
+                <w:rFonts w:ascii="UD デジタル 教科書体 NK-R" w:hAnsi="UD デジタル 教科書体 NK-R" w:eastAsia="UD デジタル 教科書体 NK-R"/>
                 <w:b w:val="0"/>
                 <w:sz w:val="16"/>
               </w:rPr>
@@ -1611,12 +1611,12 @@
           </w:tcPr>
           <w:p>
             <w:pPr>
-              <w:spacing w:after="0" w:line="220" w:lineRule="exact"/>
+              <w:spacing w:after="0" w:line="229" w:lineRule="exact"/>
               <w:jc w:val="center"/>
             </w:pPr>
             <w:r>
               <w:rPr>
-                <w:rFonts w:ascii="BIZ UDPゴシック" w:hAnsi="BIZ UDPゴシック" w:eastAsia="BIZ UDPゴシック"/>
+                <w:rFonts w:ascii="UD デジタル 教科書体 NK-R" w:hAnsi="UD デジタル 教科書体 NK-R" w:eastAsia="UD デジタル 教科書体 NK-R"/>
                 <w:b w:val="0"/>
                 <w:sz w:val="16"/>
               </w:rPr>
@@ -1636,12 +1636,12 @@
           </w:tcPr>
           <w:p>
             <w:pPr>
-              <w:spacing w:after="0" w:line="220" w:lineRule="exact"/>
+              <w:spacing w:after="0" w:line="229" w:lineRule="exact"/>
               <w:jc w:val="center"/>
             </w:pPr>
             <w:r>
               <w:rPr>
-                <w:rFonts w:ascii="BIZ UDPゴシック" w:hAnsi="BIZ UDPゴシック" w:eastAsia="BIZ UDPゴシック"/>
+                <w:rFonts w:ascii="UD デジタル 教科書体 NK-R" w:hAnsi="UD デジタル 教科書体 NK-R" w:eastAsia="UD デジタル 教科書体 NK-R"/>
                 <w:b w:val="0"/>
                 <w:sz w:val="16"/>
               </w:rPr>
@@ -1661,12 +1661,12 @@
           </w:tcPr>
           <w:p>
             <w:pPr>
-              <w:spacing w:after="0" w:line="220" w:lineRule="exact"/>
+              <w:spacing w:after="0" w:line="229" w:lineRule="exact"/>
               <w:jc w:val="center"/>
             </w:pPr>
             <w:r>
               <w:rPr>
-                <w:rFonts w:ascii="BIZ UDPゴシック" w:hAnsi="BIZ UDPゴシック" w:eastAsia="BIZ UDPゴシック"/>
+                <w:rFonts w:ascii="UD デジタル 教科書体 NK-R" w:hAnsi="UD デジタル 教科書体 NK-R" w:eastAsia="UD デジタル 教科書体 NK-R"/>
                 <w:b w:val="0"/>
                 <w:sz w:val="16"/>
               </w:rPr>
@@ -1688,11 +1688,11 @@
           </w:tcPr>
           <w:p>
             <w:pPr>
-              <w:spacing w:after="0" w:line="220" w:lineRule="exact"/>
+              <w:spacing w:after="0" w:line="229" w:lineRule="exact"/>
             </w:pPr>
             <w:r>
               <w:rPr>
-                <w:rFonts w:ascii="BIZ UDPゴシック" w:hAnsi="BIZ UDPゴシック" w:eastAsia="BIZ UDPゴシック"/>
+                <w:rFonts w:ascii="UD デジタル 教科書体 NK-R" w:hAnsi="UD デジタル 教科書体 NK-R" w:eastAsia="UD デジタル 教科書体 NK-R"/>
                 <w:b w:val="0"/>
                 <w:sz w:val="16"/>
               </w:rPr>
@@ -1712,12 +1712,12 @@
           </w:tcPr>
           <w:p>
             <w:pPr>
-              <w:spacing w:after="0" w:line="220" w:lineRule="exact"/>
+              <w:spacing w:after="0" w:line="229" w:lineRule="exact"/>
               <w:jc w:val="center"/>
             </w:pPr>
             <w:r>
               <w:rPr>
-                <w:rFonts w:ascii="BIZ UDPゴシック" w:hAnsi="BIZ UDPゴシック" w:eastAsia="BIZ UDPゴシック"/>
+                <w:rFonts w:ascii="UD デジタル 教科書体 NK-R" w:hAnsi="UD デジタル 教科書体 NK-R" w:eastAsia="UD デジタル 教科書体 NK-R"/>
                 <w:b w:val="0"/>
                 <w:sz w:val="16"/>
               </w:rPr>
@@ -1737,12 +1737,12 @@
           </w:tcPr>
           <w:p>
             <w:pPr>
-              <w:spacing w:after="0" w:line="220" w:lineRule="exact"/>
+              <w:spacing w:after="0" w:line="229" w:lineRule="exact"/>
               <w:jc w:val="center"/>
             </w:pPr>
             <w:r>
               <w:rPr>
-                <w:rFonts w:ascii="BIZ UDPゴシック" w:hAnsi="BIZ UDPゴシック" w:eastAsia="BIZ UDPゴシック"/>
+                <w:rFonts w:ascii="UD デジタル 教科書体 NK-R" w:hAnsi="UD デジタル 教科書体 NK-R" w:eastAsia="UD デジタル 教科書体 NK-R"/>
                 <w:b w:val="0"/>
                 <w:sz w:val="16"/>
               </w:rPr>
@@ -1762,12 +1762,12 @@
           </w:tcPr>
           <w:p>
             <w:pPr>
-              <w:spacing w:after="0" w:line="220" w:lineRule="exact"/>
+              <w:spacing w:after="0" w:line="229" w:lineRule="exact"/>
               <w:jc w:val="center"/>
             </w:pPr>
             <w:r>
               <w:rPr>
-                <w:rFonts w:ascii="BIZ UDPゴシック" w:hAnsi="BIZ UDPゴシック" w:eastAsia="BIZ UDPゴシック"/>
+                <w:rFonts w:ascii="UD デジタル 教科書体 NK-R" w:hAnsi="UD デジタル 教科書体 NK-R" w:eastAsia="UD デジタル 教科書体 NK-R"/>
                 <w:b w:val="0"/>
                 <w:sz w:val="16"/>
               </w:rPr>
@@ -1787,12 +1787,12 @@
           </w:tcPr>
           <w:p>
             <w:pPr>
-              <w:spacing w:after="0" w:line="220" w:lineRule="exact"/>
+              <w:spacing w:after="0" w:line="229" w:lineRule="exact"/>
               <w:jc w:val="center"/>
             </w:pPr>
             <w:r>
               <w:rPr>
-                <w:rFonts w:ascii="BIZ UDPゴシック" w:hAnsi="BIZ UDPゴシック" w:eastAsia="BIZ UDPゴシック"/>
+                <w:rFonts w:ascii="UD デジタル 教科書体 NK-R" w:hAnsi="UD デジタル 教科書体 NK-R" w:eastAsia="UD デジタル 教科書体 NK-R"/>
                 <w:b w:val="0"/>
                 <w:sz w:val="16"/>
               </w:rPr>
@@ -1814,11 +1814,11 @@
           </w:tcPr>
           <w:p>
             <w:pPr>
-              <w:spacing w:after="0" w:line="220" w:lineRule="exact"/>
+              <w:spacing w:after="0" w:line="229" w:lineRule="exact"/>
             </w:pPr>
             <w:r>
               <w:rPr>
-                <w:rFonts w:ascii="BIZ UDPゴシック" w:hAnsi="BIZ UDPゴシック" w:eastAsia="BIZ UDPゴシック"/>
+                <w:rFonts w:ascii="UD デジタル 教科書体 NK-R" w:hAnsi="UD デジタル 教科書体 NK-R" w:eastAsia="UD デジタル 教科書体 NK-R"/>
                 <w:b w:val="0"/>
                 <w:sz w:val="16"/>
               </w:rPr>
@@ -1838,12 +1838,12 @@
           </w:tcPr>
           <w:p>
             <w:pPr>
-              <w:spacing w:after="0" w:line="220" w:lineRule="exact"/>
+              <w:spacing w:after="0" w:line="229" w:lineRule="exact"/>
               <w:jc w:val="center"/>
             </w:pPr>
             <w:r>
               <w:rPr>
-                <w:rFonts w:ascii="BIZ UDPゴシック" w:hAnsi="BIZ UDPゴシック" w:eastAsia="BIZ UDPゴシック"/>
+                <w:rFonts w:ascii="UD デジタル 教科書体 NK-R" w:hAnsi="UD デジタル 教科書体 NK-R" w:eastAsia="UD デジタル 教科書体 NK-R"/>
                 <w:b w:val="0"/>
                 <w:sz w:val="16"/>
               </w:rPr>
@@ -1863,12 +1863,12 @@
           </w:tcPr>
           <w:p>
             <w:pPr>
-              <w:spacing w:after="0" w:line="220" w:lineRule="exact"/>
+              <w:spacing w:after="0" w:line="229" w:lineRule="exact"/>
               <w:jc w:val="center"/>
             </w:pPr>
             <w:r>
               <w:rPr>
-                <w:rFonts w:ascii="BIZ UDPゴシック" w:hAnsi="BIZ UDPゴシック" w:eastAsia="BIZ UDPゴシック"/>
+                <w:rFonts w:ascii="UD デジタル 教科書体 NK-R" w:hAnsi="UD デジタル 教科書体 NK-R" w:eastAsia="UD デジタル 教科書体 NK-R"/>
                 <w:b w:val="0"/>
                 <w:sz w:val="16"/>
               </w:rPr>
@@ -1888,12 +1888,12 @@
           </w:tcPr>
           <w:p>
             <w:pPr>
-              <w:spacing w:after="0" w:line="220" w:lineRule="exact"/>
+              <w:spacing w:after="0" w:line="229" w:lineRule="exact"/>
               <w:jc w:val="center"/>
             </w:pPr>
             <w:r>
               <w:rPr>
-                <w:rFonts w:ascii="BIZ UDPゴシック" w:hAnsi="BIZ UDPゴシック" w:eastAsia="BIZ UDPゴシック"/>
+                <w:rFonts w:ascii="UD デジタル 教科書体 NK-R" w:hAnsi="UD デジタル 教科書体 NK-R" w:eastAsia="UD デジタル 教科書体 NK-R"/>
                 <w:b w:val="0"/>
                 <w:sz w:val="16"/>
               </w:rPr>
@@ -1913,12 +1913,12 @@
           </w:tcPr>
           <w:p>
             <w:pPr>
-              <w:spacing w:after="0" w:line="220" w:lineRule="exact"/>
+              <w:spacing w:after="0" w:line="229" w:lineRule="exact"/>
               <w:jc w:val="center"/>
             </w:pPr>
             <w:r>
               <w:rPr>
-                <w:rFonts w:ascii="BIZ UDPゴシック" w:hAnsi="BIZ UDPゴシック" w:eastAsia="BIZ UDPゴシック"/>
+                <w:rFonts w:ascii="UD デジタル 教科書体 NK-R" w:hAnsi="UD デジタル 教科書体 NK-R" w:eastAsia="UD デジタル 教科書体 NK-R"/>
                 <w:b w:val="0"/>
                 <w:sz w:val="16"/>
               </w:rPr>
@@ -1940,11 +1940,11 @@
           </w:tcPr>
           <w:p>
             <w:pPr>
-              <w:spacing w:after="0" w:line="220" w:lineRule="exact"/>
+              <w:spacing w:after="0" w:line="229" w:lineRule="exact"/>
             </w:pPr>
             <w:r>
               <w:rPr>
-                <w:rFonts w:ascii="BIZ UDPゴシック" w:hAnsi="BIZ UDPゴシック" w:eastAsia="BIZ UDPゴシック"/>
+                <w:rFonts w:ascii="UD デジタル 教科書体 NK-R" w:hAnsi="UD デジタル 教科書体 NK-R" w:eastAsia="UD デジタル 教科書体 NK-R"/>
                 <w:b w:val="0"/>
                 <w:sz w:val="16"/>
               </w:rPr>
@@ -1964,12 +1964,12 @@
           </w:tcPr>
           <w:p>
             <w:pPr>
-              <w:spacing w:after="0" w:line="220" w:lineRule="exact"/>
+              <w:spacing w:after="0" w:line="229" w:lineRule="exact"/>
               <w:jc w:val="center"/>
             </w:pPr>
             <w:r>
               <w:rPr>
-                <w:rFonts w:ascii="BIZ UDPゴシック" w:hAnsi="BIZ UDPゴシック" w:eastAsia="BIZ UDPゴシック"/>
+                <w:rFonts w:ascii="UD デジタル 教科書体 NK-R" w:hAnsi="UD デジタル 教科書体 NK-R" w:eastAsia="UD デジタル 教科書体 NK-R"/>
                 <w:b w:val="0"/>
                 <w:sz w:val="16"/>
               </w:rPr>
@@ -1989,12 +1989,12 @@
           </w:tcPr>
           <w:p>
             <w:pPr>
-              <w:spacing w:after="0" w:line="220" w:lineRule="exact"/>
+              <w:spacing w:after="0" w:line="229" w:lineRule="exact"/>
               <w:jc w:val="center"/>
             </w:pPr>
             <w:r>
               <w:rPr>
-                <w:rFonts w:ascii="BIZ UDPゴシック" w:hAnsi="BIZ UDPゴシック" w:eastAsia="BIZ UDPゴシック"/>
+                <w:rFonts w:ascii="UD デジタル 教科書体 NK-R" w:hAnsi="UD デジタル 教科書体 NK-R" w:eastAsia="UD デジタル 教科書体 NK-R"/>
                 <w:b w:val="0"/>
                 <w:sz w:val="16"/>
               </w:rPr>
@@ -2014,12 +2014,12 @@
           </w:tcPr>
           <w:p>
             <w:pPr>
-              <w:spacing w:after="0" w:line="220" w:lineRule="exact"/>
+              <w:spacing w:after="0" w:line="229" w:lineRule="exact"/>
               <w:jc w:val="center"/>
             </w:pPr>
             <w:r>
               <w:rPr>
-                <w:rFonts w:ascii="BIZ UDPゴシック" w:hAnsi="BIZ UDPゴシック" w:eastAsia="BIZ UDPゴシック"/>
+                <w:rFonts w:ascii="UD デジタル 教科書体 NK-R" w:hAnsi="UD デジタル 教科書体 NK-R" w:eastAsia="UD デジタル 教科書体 NK-R"/>
                 <w:b w:val="0"/>
                 <w:sz w:val="16"/>
               </w:rPr>
@@ -2039,12 +2039,12 @@
           </w:tcPr>
           <w:p>
             <w:pPr>
-              <w:spacing w:after="0" w:line="220" w:lineRule="exact"/>
+              <w:spacing w:after="0" w:line="229" w:lineRule="exact"/>
               <w:jc w:val="center"/>
             </w:pPr>
             <w:r>
               <w:rPr>
-                <w:rFonts w:ascii="BIZ UDPゴシック" w:hAnsi="BIZ UDPゴシック" w:eastAsia="BIZ UDPゴシック"/>
+                <w:rFonts w:ascii="UD デジタル 教科書体 NK-R" w:hAnsi="UD デジタル 教科書体 NK-R" w:eastAsia="UD デジタル 教科書体 NK-R"/>
                 <w:b w:val="0"/>
                 <w:sz w:val="16"/>
               </w:rPr>
@@ -2061,13 +2061,13 @@
     </w:p>
     <w:p>
       <w:pPr>
-        <w:spacing w:before="0" w:after="40" w:line="240" w:lineRule="exact"/>
+        <w:spacing w:before="0" w:after="40" w:line="270" w:lineRule="exact"/>
       </w:pPr>
       <w:r>
         <w:rPr>
-          <w:rFonts w:ascii="BIZ UDPゴシック" w:hAnsi="BIZ UDPゴシック" w:eastAsia="BIZ UDPゴシック"/>
+          <w:rFonts w:ascii="UD デジタル 教科書体 NK-R" w:hAnsi="UD デジタル 教科書体 NK-R" w:eastAsia="UD デジタル 教科書体 NK-R"/>
           <w:b w:val="0"/>
-          <w:sz w:val="17"/>
+          <w:sz w:val="19"/>
         </w:rPr>
         <w:t>精神障がいの方では、外出時に「冬季・積雪時に外出しにくい」が83.3％、災害時の不安として「避難先での生活」が100.0％と、身体障がいの方（それぞれ27.6％、55.2％）を大きく上回っています。全体の割合だけを見ていると、この違いが見えなくなります。</w:t>
       </w:r>
@@ -2095,7 +2095,7 @@
         <w:tc>
           <w:tcPr>
             <w:tcW w:type="dxa" w:w="10205"/>
-            <w:shd w:val="clear" w:color="auto" w:fill="1F3864"/>
+            <w:shd w:val="clear" w:color="auto" w:fill="275317"/>
             <w:tcMar>
               <w:top w:w="50" w:type="dxa"/>
               <w:left w:w="110" w:type="dxa"/>
@@ -2109,7 +2109,7 @@
             </w:pPr>
             <w:r>
               <w:rPr>
-                <w:rFonts w:ascii="BIZ UDPゴシック" w:hAnsi="BIZ UDPゴシック" w:eastAsia="BIZ UDPゴシック"/>
+                <w:rFonts w:ascii="UD デジタル 教科書体 NK-B" w:hAnsi="UD デジタル 教科書体 NK-B" w:eastAsia="UD デジタル 教科書体 NK-B"/>
                 <w:b/>
                 <w:color w:val="FFFFFF"/>
                 <w:sz w:val="23"/>
@@ -2127,13 +2127,13 @@
     </w:p>
     <w:p>
       <w:pPr>
-        <w:spacing w:before="0" w:after="40" w:line="240" w:lineRule="exact"/>
+        <w:spacing w:before="0" w:after="40" w:line="270" w:lineRule="exact"/>
       </w:pPr>
       <w:r>
         <w:rPr>
-          <w:rFonts w:ascii="BIZ UDPゴシック" w:hAnsi="BIZ UDPゴシック" w:eastAsia="BIZ UDPゴシック"/>
+          <w:rFonts w:ascii="UD デジタル 教科書体 NK-R" w:hAnsi="UD デジタル 教科書体 NK-R" w:eastAsia="UD デジタル 教科書体 NK-R"/>
           <w:b w:val="0"/>
-          <w:sz w:val="17"/>
+          <w:sz w:val="19"/>
         </w:rPr>
         <w:t>調査の結果から、本計画で対応すべき主な課題を7つに整理し、成果目標、サービス見込量及びその確保のための方策に反映しました。</w:t>
       </w:r>
@@ -2168,19 +2168,19 @@
               <w:bottom w:w="30" w:type="dxa"/>
               <w:right w:w="80" w:type="dxa"/>
             </w:tcMar>
-            <w:shd w:val="clear" w:color="auto" w:fill="1F3864"/>
+            <w:shd w:val="clear" w:color="auto" w:fill="275317"/>
           </w:tcPr>
           <w:p>
             <w:pPr>
-              <w:spacing w:after="0" w:line="220" w:lineRule="exact"/>
+              <w:spacing w:after="0" w:line="229" w:lineRule="exact"/>
               <w:jc w:val="center"/>
             </w:pPr>
             <w:r>
               <w:rPr>
-                <w:rFonts w:ascii="BIZ UDPゴシック" w:hAnsi="BIZ UDPゴシック" w:eastAsia="BIZ UDPゴシック"/>
+                <w:rFonts w:ascii="UD デジタル 教科書体 NK-B" w:hAnsi="UD デジタル 教科書体 NK-B" w:eastAsia="UD デジタル 教科書体 NK-B"/>
                 <w:b/>
                 <w:color w:val="FFFFFF"/>
-                <w:sz w:val="17"/>
+                <w:sz w:val="19"/>
               </w:rPr>
               <w:t>主な課題</w:t>
             </w:r>
@@ -2195,19 +2195,19 @@
               <w:bottom w:w="30" w:type="dxa"/>
               <w:right w:w="80" w:type="dxa"/>
             </w:tcMar>
-            <w:shd w:val="clear" w:color="auto" w:fill="1F3864"/>
+            <w:shd w:val="clear" w:color="auto" w:fill="275317"/>
           </w:tcPr>
           <w:p>
             <w:pPr>
-              <w:spacing w:after="0" w:line="220" w:lineRule="exact"/>
+              <w:spacing w:after="0" w:line="229" w:lineRule="exact"/>
               <w:jc w:val="center"/>
             </w:pPr>
             <w:r>
               <w:rPr>
-                <w:rFonts w:ascii="BIZ UDPゴシック" w:hAnsi="BIZ UDPゴシック" w:eastAsia="BIZ UDPゴシック"/>
+                <w:rFonts w:ascii="UD デジタル 教科書体 NK-B" w:hAnsi="UD デジタル 教科書体 NK-B" w:eastAsia="UD デジタル 教科書体 NK-B"/>
                 <w:b/>
                 <w:color w:val="FFFFFF"/>
-                <w:sz w:val="17"/>
+                <w:sz w:val="19"/>
               </w:rPr>
               <w:t>本計画での主な対応</w:t>
             </w:r>
@@ -2227,13 +2227,13 @@
           </w:tcPr>
           <w:p>
             <w:pPr>
-              <w:spacing w:after="0" w:line="220" w:lineRule="exact"/>
+              <w:spacing w:after="0" w:line="229" w:lineRule="exact"/>
             </w:pPr>
             <w:r>
               <w:rPr>
-                <w:rFonts w:ascii="BIZ UDPゴシック" w:hAnsi="BIZ UDPゴシック" w:eastAsia="BIZ UDPゴシック"/>
+                <w:rFonts w:ascii="UD デジタル 教科書体 NK-R" w:hAnsi="UD デジタル 教科書体 NK-R" w:eastAsia="UD デジタル 教科書体 NK-R"/>
                 <w:b w:val="0"/>
-                <w:sz w:val="17"/>
+                <w:sz w:val="19"/>
               </w:rPr>
               <w:t>相談支援体制の充実とわかりやすい情報提供</w:t>
             </w:r>
@@ -2251,13 +2251,13 @@
           </w:tcPr>
           <w:p>
             <w:pPr>
-              <w:spacing w:after="0" w:line="220" w:lineRule="exact"/>
+              <w:spacing w:after="0" w:line="229" w:lineRule="exact"/>
             </w:pPr>
             <w:r>
               <w:rPr>
-                <w:rFonts w:ascii="BIZ UDPゴシック" w:hAnsi="BIZ UDPゴシック" w:eastAsia="BIZ UDPゴシック"/>
+                <w:rFonts w:ascii="UD デジタル 教科書体 NK-R" w:hAnsi="UD デジタル 教科書体 NK-R" w:eastAsia="UD デジタル 教科書体 NK-R"/>
                 <w:b w:val="0"/>
-                <w:sz w:val="17"/>
+                <w:sz w:val="19"/>
               </w:rPr>
               <w:t>相談支援体制の充実・強化、サービス内容の周知</w:t>
             </w:r>
@@ -2277,13 +2277,13 @@
           </w:tcPr>
           <w:p>
             <w:pPr>
-              <w:spacing w:after="0" w:line="220" w:lineRule="exact"/>
+              <w:spacing w:after="0" w:line="229" w:lineRule="exact"/>
             </w:pPr>
             <w:r>
               <w:rPr>
-                <w:rFonts w:ascii="BIZ UDPゴシック" w:hAnsi="BIZ UDPゴシック" w:eastAsia="BIZ UDPゴシック"/>
+                <w:rFonts w:ascii="UD デジタル 教科書体 NK-R" w:hAnsi="UD デジタル 教科書体 NK-R" w:eastAsia="UD デジタル 教科書体 NK-R"/>
                 <w:b w:val="0"/>
-                <w:sz w:val="17"/>
+                <w:sz w:val="19"/>
               </w:rPr>
               <w:t>移動・外出支援（冬季への対応を含む）</w:t>
             </w:r>
@@ -2301,13 +2301,13 @@
           </w:tcPr>
           <w:p>
             <w:pPr>
-              <w:spacing w:after="0" w:line="220" w:lineRule="exact"/>
+              <w:spacing w:after="0" w:line="229" w:lineRule="exact"/>
             </w:pPr>
             <w:r>
               <w:rPr>
-                <w:rFonts w:ascii="BIZ UDPゴシック" w:hAnsi="BIZ UDPゴシック" w:eastAsia="BIZ UDPゴシック"/>
+                <w:rFonts w:ascii="UD デジタル 教科書体 NK-R" w:hAnsi="UD デジタル 教科書体 NK-R" w:eastAsia="UD デジタル 教科書体 NK-R"/>
                 <w:b w:val="0"/>
-                <w:sz w:val="17"/>
+                <w:sz w:val="19"/>
               </w:rPr>
               <w:t>移動支援事業の利用促進、近隣市町村との連携</w:t>
             </w:r>
@@ -2327,13 +2327,13 @@
           </w:tcPr>
           <w:p>
             <w:pPr>
-              <w:spacing w:after="0" w:line="220" w:lineRule="exact"/>
+              <w:spacing w:after="0" w:line="229" w:lineRule="exact"/>
             </w:pPr>
             <w:r>
               <w:rPr>
-                <w:rFonts w:ascii="BIZ UDPゴシック" w:hAnsi="BIZ UDPゴシック" w:eastAsia="BIZ UDPゴシック"/>
+                <w:rFonts w:ascii="UD デジタル 教科書体 NK-R" w:hAnsi="UD デジタル 教科書体 NK-R" w:eastAsia="UD デジタル 教科書体 NK-R"/>
                 <w:b w:val="0"/>
-                <w:sz w:val="17"/>
+                <w:sz w:val="19"/>
               </w:rPr>
               <w:t>地域生活の継続と緊急時の備え</w:t>
             </w:r>
@@ -2351,13 +2351,13 @@
           </w:tcPr>
           <w:p>
             <w:pPr>
-              <w:spacing w:after="0" w:line="220" w:lineRule="exact"/>
+              <w:spacing w:after="0" w:line="229" w:lineRule="exact"/>
             </w:pPr>
             <w:r>
               <w:rPr>
-                <w:rFonts w:ascii="BIZ UDPゴシック" w:hAnsi="BIZ UDPゴシック" w:eastAsia="BIZ UDPゴシック"/>
+                <w:rFonts w:ascii="UD デジタル 教科書体 NK-R" w:hAnsi="UD デジタル 教科書体 NK-R" w:eastAsia="UD デジタル 教科書体 NK-R"/>
                 <w:b w:val="0"/>
-                <w:sz w:val="17"/>
+                <w:sz w:val="19"/>
               </w:rPr>
               <w:t>地域生活支援拠点等の機能の充実、短期入所の確保</w:t>
             </w:r>
@@ -2377,13 +2377,13 @@
           </w:tcPr>
           <w:p>
             <w:pPr>
-              <w:spacing w:after="0" w:line="220" w:lineRule="exact"/>
+              <w:spacing w:after="0" w:line="229" w:lineRule="exact"/>
             </w:pPr>
             <w:r>
               <w:rPr>
-                <w:rFonts w:ascii="BIZ UDPゴシック" w:hAnsi="BIZ UDPゴシック" w:eastAsia="BIZ UDPゴシック"/>
+                <w:rFonts w:ascii="UD デジタル 教科書体 NK-R" w:hAnsi="UD デジタル 教科書体 NK-R" w:eastAsia="UD デジタル 教科書体 NK-R"/>
                 <w:b w:val="0"/>
-                <w:sz w:val="17"/>
+                <w:sz w:val="19"/>
               </w:rPr>
               <w:t>災害時の支援体制</w:t>
             </w:r>
@@ -2401,13 +2401,13 @@
           </w:tcPr>
           <w:p>
             <w:pPr>
-              <w:spacing w:after="0" w:line="220" w:lineRule="exact"/>
+              <w:spacing w:after="0" w:line="229" w:lineRule="exact"/>
             </w:pPr>
             <w:r>
               <w:rPr>
-                <w:rFonts w:ascii="BIZ UDPゴシック" w:hAnsi="BIZ UDPゴシック" w:eastAsia="BIZ UDPゴシック"/>
+                <w:rFonts w:ascii="UD デジタル 教科書体 NK-R" w:hAnsi="UD デジタル 教科書体 NK-R" w:eastAsia="UD デジタル 教科書体 NK-R"/>
                 <w:b w:val="0"/>
-                <w:sz w:val="17"/>
+                <w:sz w:val="19"/>
               </w:rPr>
               <w:t>個別避難計画の作成推進、避難行動要支援者への支援の周知</w:t>
             </w:r>
@@ -2427,13 +2427,13 @@
           </w:tcPr>
           <w:p>
             <w:pPr>
-              <w:spacing w:after="0" w:line="220" w:lineRule="exact"/>
+              <w:spacing w:after="0" w:line="229" w:lineRule="exact"/>
             </w:pPr>
             <w:r>
               <w:rPr>
-                <w:rFonts w:ascii="BIZ UDPゴシック" w:hAnsi="BIZ UDPゴシック" w:eastAsia="BIZ UDPゴシック"/>
+                <w:rFonts w:ascii="UD デジタル 教科書体 NK-R" w:hAnsi="UD デジタル 教科書体 NK-R" w:eastAsia="UD デジタル 教科書体 NK-R"/>
                 <w:b w:val="0"/>
-                <w:sz w:val="17"/>
+                <w:sz w:val="19"/>
               </w:rPr>
               <w:t>権利擁護・差別解消</w:t>
             </w:r>
@@ -2451,13 +2451,13 @@
           </w:tcPr>
           <w:p>
             <w:pPr>
-              <w:spacing w:after="0" w:line="220" w:lineRule="exact"/>
+              <w:spacing w:after="0" w:line="229" w:lineRule="exact"/>
             </w:pPr>
             <w:r>
               <w:rPr>
-                <w:rFonts w:ascii="BIZ UDPゴシック" w:hAnsi="BIZ UDPゴシック" w:eastAsia="BIZ UDPゴシック"/>
+                <w:rFonts w:ascii="UD デジタル 教科書体 NK-R" w:hAnsi="UD デジタル 教科書体 NK-R" w:eastAsia="UD デジタル 教科書体 NK-R"/>
                 <w:b w:val="0"/>
-                <w:sz w:val="17"/>
+                <w:sz w:val="19"/>
               </w:rPr>
               <w:t>理解促進研修・啓発事業、成年後見制度の周知と利用支援</w:t>
             </w:r>
@@ -2477,13 +2477,13 @@
           </w:tcPr>
           <w:p>
             <w:pPr>
-              <w:spacing w:after="0" w:line="220" w:lineRule="exact"/>
+              <w:spacing w:after="0" w:line="229" w:lineRule="exact"/>
             </w:pPr>
             <w:r>
               <w:rPr>
-                <w:rFonts w:ascii="BIZ UDPゴシック" w:hAnsi="BIZ UDPゴシック" w:eastAsia="BIZ UDPゴシック"/>
+                <w:rFonts w:ascii="UD デジタル 教科書体 NK-R" w:hAnsi="UD デジタル 教科書体 NK-R" w:eastAsia="UD デジタル 教科書体 NK-R"/>
                 <w:b w:val="0"/>
-                <w:sz w:val="17"/>
+                <w:sz w:val="19"/>
               </w:rPr>
               <w:t>就労・日中活動</w:t>
             </w:r>
@@ -2501,13 +2501,13 @@
           </w:tcPr>
           <w:p>
             <w:pPr>
-              <w:spacing w:after="0" w:line="220" w:lineRule="exact"/>
+              <w:spacing w:after="0" w:line="229" w:lineRule="exact"/>
             </w:pPr>
             <w:r>
               <w:rPr>
-                <w:rFonts w:ascii="BIZ UDPゴシック" w:hAnsi="BIZ UDPゴシック" w:eastAsia="BIZ UDPゴシック"/>
+                <w:rFonts w:ascii="UD デジタル 教科書体 NK-R" w:hAnsi="UD デジタル 教科書体 NK-R" w:eastAsia="UD デジタル 教科書体 NK-R"/>
                 <w:b w:val="0"/>
-                <w:sz w:val="17"/>
+                <w:sz w:val="19"/>
               </w:rPr>
               <w:t>就労選択支援の周知・利用促進、一般就労への移行支援</w:t>
             </w:r>
@@ -2527,13 +2527,13 @@
           </w:tcPr>
           <w:p>
             <w:pPr>
-              <w:spacing w:after="0" w:line="220" w:lineRule="exact"/>
+              <w:spacing w:after="0" w:line="229" w:lineRule="exact"/>
             </w:pPr>
             <w:r>
               <w:rPr>
-                <w:rFonts w:ascii="BIZ UDPゴシック" w:hAnsi="BIZ UDPゴシック" w:eastAsia="BIZ UDPゴシック"/>
+                <w:rFonts w:ascii="UD デジタル 教科書体 NK-R" w:hAnsi="UD デジタル 教科書体 NK-R" w:eastAsia="UD デジタル 教科書体 NK-R"/>
                 <w:b w:val="0"/>
-                <w:sz w:val="17"/>
+                <w:sz w:val="19"/>
               </w:rPr>
               <w:t>障がい児と家族への支援</w:t>
             </w:r>
@@ -2551,13 +2551,13 @@
           </w:tcPr>
           <w:p>
             <w:pPr>
-              <w:spacing w:after="0" w:line="220" w:lineRule="exact"/>
+              <w:spacing w:after="0" w:line="229" w:lineRule="exact"/>
             </w:pPr>
             <w:r>
               <w:rPr>
-                <w:rFonts w:ascii="BIZ UDPゴシック" w:hAnsi="BIZ UDPゴシック" w:eastAsia="BIZ UDPゴシック"/>
+                <w:rFonts w:ascii="UD デジタル 教科書体 NK-R" w:hAnsi="UD デジタル 教科書体 NK-R" w:eastAsia="UD デジタル 教科書体 NK-R"/>
                 <w:b w:val="0"/>
-                <w:sz w:val="17"/>
+                <w:sz w:val="19"/>
               </w:rPr>
               <w:t>障がい児支援の提供体制の整備、医療的ケア児等への支援</w:t>
             </w:r>
@@ -2593,7 +2593,7 @@
         <w:tc>
           <w:tcPr>
             <w:tcW w:type="dxa" w:w="10205"/>
-            <w:shd w:val="clear" w:color="auto" w:fill="1F3864"/>
+            <w:shd w:val="clear" w:color="auto" w:fill="275317"/>
             <w:tcMar>
               <w:top w:w="50" w:type="dxa"/>
               <w:left w:w="110" w:type="dxa"/>
@@ -2607,7 +2607,7 @@
             </w:pPr>
             <w:r>
               <w:rPr>
-                <w:rFonts w:ascii="BIZ UDPゴシック" w:hAnsi="BIZ UDPゴシック" w:eastAsia="BIZ UDPゴシック"/>
+                <w:rFonts w:ascii="UD デジタル 教科書体 NK-B" w:hAnsi="UD デジタル 教科書体 NK-B" w:eastAsia="UD デジタル 教科書体 NK-B"/>
                 <w:b/>
                 <w:color w:val="FFFFFF"/>
                 <w:sz w:val="23"/>
@@ -2631,12 +2631,12 @@
         <w:tblW w:w="10206" w:type="dxa"/>
         <w:tblLayout w:type="fixed"/>
         <w:tblBorders>
-          <w:top w:val="single" w:sz="4" w:space="0" w:color="FF7F0E"/>
-          <w:left w:val="single" w:sz="4" w:space="0" w:color="FF7F0E"/>
-          <w:bottom w:val="single" w:sz="4" w:space="0" w:color="FF7F0E"/>
-          <w:right w:val="single" w:sz="4" w:space="0" w:color="FF7F0E"/>
-          <w:insideH w:val="single" w:sz="4" w:space="0" w:color="FF7F0E"/>
-          <w:insideV w:val="single" w:sz="4" w:space="0" w:color="FF7F0E"/>
+          <w:top w:val="single" w:sz="4" w:space="0" w:color="E97132"/>
+          <w:left w:val="single" w:sz="4" w:space="0" w:color="E97132"/>
+          <w:bottom w:val="single" w:sz="4" w:space="0" w:color="E97132"/>
+          <w:right w:val="single" w:sz="4" w:space="0" w:color="E97132"/>
+          <w:insideH w:val="single" w:sz="4" w:space="0" w:color="E97132"/>
+          <w:insideV w:val="single" w:sz="4" w:space="0" w:color="E97132"/>
         </w:tblBorders>
       </w:tblPr>
       <w:tblGrid>
@@ -2646,7 +2646,7 @@
         <w:tc>
           <w:tcPr>
             <w:tcW w:type="dxa" w:w="10205"/>
-            <w:shd w:val="clear" w:color="auto" w:fill="FFF2CC"/>
+            <w:shd w:val="clear" w:color="auto" w:fill="FFFF99"/>
             <w:tcMar>
               <w:top w:w="60" w:type="dxa"/>
               <w:left w:w="140" w:type="dxa"/>
@@ -2656,52 +2656,52 @@
           </w:tcPr>
           <w:p>
             <w:pPr>
-              <w:spacing w:after="0" w:line="240" w:lineRule="exact"/>
+              <w:spacing w:after="0" w:line="270" w:lineRule="exact"/>
             </w:pPr>
             <w:r>
               <w:rPr>
-                <w:rFonts w:ascii="BIZ UDPゴシック" w:hAnsi="BIZ UDPゴシック" w:eastAsia="BIZ UDPゴシック"/>
+                <w:rFonts w:ascii="UD デジタル 教科書体 NK-B" w:hAnsi="UD デジタル 教科書体 NK-B" w:eastAsia="UD デジタル 教科書体 NK-B"/>
                 <w:b/>
-                <w:sz w:val="17"/>
+                <w:sz w:val="19"/>
               </w:rPr>
               <w:t>実績の数字では見えないニーズを拾うために用います</w:t>
             </w:r>
           </w:p>
           <w:p>
             <w:pPr>
-              <w:spacing w:after="0" w:line="240" w:lineRule="exact"/>
+              <w:spacing w:after="0" w:line="270" w:lineRule="exact"/>
             </w:pPr>
             <w:r>
               <w:rPr>
-                <w:rFonts w:ascii="BIZ UDPゴシック" w:hAnsi="BIZ UDPゴシック" w:eastAsia="BIZ UDPゴシック"/>
+                <w:rFonts w:ascii="UD デジタル 教科書体 NK-R" w:hAnsi="UD デジタル 教科書体 NK-R" w:eastAsia="UD デジタル 教科書体 NK-R"/>
                 <w:b w:val="0"/>
-                <w:sz w:val="17"/>
+                <w:sz w:val="19"/>
               </w:rPr>
               <w:t>・移動支援の実績は０ですが、外出に困っている方が34.2％います。訪問系サービスの実績も０ですが、制度をよく知らないという回答が23.7％あります。実績が０であることを、必要がないことと読みません。</w:t>
             </w:r>
           </w:p>
           <w:p>
             <w:pPr>
-              <w:spacing w:after="0" w:line="240" w:lineRule="exact"/>
+              <w:spacing w:after="0" w:line="270" w:lineRule="exact"/>
             </w:pPr>
             <w:r>
               <w:rPr>
-                <w:rFonts w:ascii="BIZ UDPゴシック" w:hAnsi="BIZ UDPゴシック" w:eastAsia="BIZ UDPゴシック"/>
+                <w:rFonts w:ascii="UD デジタル 教科書体 NK-R" w:hAnsi="UD デジタル 教科書体 NK-R" w:eastAsia="UD デジタル 教科書体 NK-R"/>
                 <w:b w:val="0"/>
-                <w:sz w:val="17"/>
+                <w:sz w:val="19"/>
               </w:rPr>
               <w:t>・施策の優先順位を決めるために用います。村が特に力を入れるべきこととして、相談支援体制と災害時支援が各34.2％で最も高くなっています。</w:t>
             </w:r>
           </w:p>
           <w:p>
             <w:pPr>
-              <w:spacing w:after="0" w:line="240" w:lineRule="exact"/>
+              <w:spacing w:after="0" w:line="270" w:lineRule="exact"/>
             </w:pPr>
             <w:r>
               <w:rPr>
-                <w:rFonts w:ascii="BIZ UDPゴシック" w:hAnsi="BIZ UDPゴシック" w:eastAsia="BIZ UDPゴシック"/>
+                <w:rFonts w:ascii="UD デジタル 教科書体 NK-R" w:hAnsi="UD デジタル 教科書体 NK-R" w:eastAsia="UD デジタル 教科書体 NK-R"/>
                 <w:b w:val="0"/>
-                <w:sz w:val="17"/>
+                <w:sz w:val="19"/>
               </w:rPr>
               <w:t>・確かめる対象の層を絞るために用います。この調査は無記名で回答された方を特定できないため、どの層を村の記録で確かめるかの手がかりとして使います。</w:t>
             </w:r>
@@ -2737,7 +2737,7 @@
         <w:tc>
           <w:tcPr>
             <w:tcW w:type="dxa" w:w="10205"/>
-            <w:shd w:val="clear" w:color="auto" w:fill="1F3864"/>
+            <w:shd w:val="clear" w:color="auto" w:fill="275317"/>
             <w:tcMar>
               <w:top w:w="50" w:type="dxa"/>
               <w:left w:w="110" w:type="dxa"/>
@@ -2751,7 +2751,7 @@
             </w:pPr>
             <w:r>
               <w:rPr>
-                <w:rFonts w:ascii="BIZ UDPゴシック" w:hAnsi="BIZ UDPゴシック" w:eastAsia="BIZ UDPゴシック"/>
+                <w:rFonts w:ascii="UD デジタル 教科書体 NK-B" w:hAnsi="UD デジタル 教科書体 NK-B" w:eastAsia="UD デジタル 教科書体 NK-B"/>
                 <w:b/>
                 <w:color w:val="FFFFFF"/>
                 <w:sz w:val="23"/>
@@ -2775,288 +2775,12 @@
         <w:tblW w:w="10206" w:type="dxa"/>
         <w:tblLayout w:type="fixed"/>
         <w:tblBorders>
-          <w:top w:val="single" w:sz="4" w:space="0" w:color="AAAAAA"/>
-          <w:left w:val="single" w:sz="4" w:space="0" w:color="AAAAAA"/>
-          <w:bottom w:val="single" w:sz="4" w:space="0" w:color="AAAAAA"/>
-          <w:right w:val="single" w:sz="4" w:space="0" w:color="AAAAAA"/>
-          <w:insideH w:val="single" w:sz="4" w:space="0" w:color="AAAAAA"/>
-          <w:insideV w:val="single" w:sz="4" w:space="0" w:color="AAAAAA"/>
-        </w:tblBorders>
-      </w:tblPr>
-      <w:tblGrid>
-        <w:gridCol w:w="2400"/>
-        <w:gridCol w:w="7806"/>
-      </w:tblGrid>
-      <w:tr>
-        <w:tc>
-          <w:tcPr>
-            <w:tcW w:type="dxa" w:w="2400"/>
-            <w:tcMar>
-              <w:top w:w="30" w:type="dxa"/>
-              <w:left w:w="80" w:type="dxa"/>
-              <w:bottom w:w="30" w:type="dxa"/>
-              <w:right w:w="80" w:type="dxa"/>
-            </w:tcMar>
-          </w:tcPr>
-          <w:p>
-            <w:pPr>
-              <w:spacing w:after="0" w:line="220" w:lineRule="exact"/>
-            </w:pPr>
-            <w:r>
-              <w:rPr>
-                <w:rFonts w:ascii="BIZ UDPゴシック" w:hAnsi="BIZ UDPゴシック" w:eastAsia="BIZ UDPゴシック"/>
-                <w:b w:val="0"/>
-                <w:sz w:val="16"/>
-              </w:rPr>
-              <w:t>令和９年１月中旬</w:t>
-            </w:r>
-          </w:p>
-        </w:tc>
-        <w:tc>
-          <w:tcPr>
-            <w:tcW w:type="dxa" w:w="7805"/>
-            <w:tcMar>
-              <w:top w:w="30" w:type="dxa"/>
-              <w:left w:w="80" w:type="dxa"/>
-              <w:bottom w:w="30" w:type="dxa"/>
-              <w:right w:w="80" w:type="dxa"/>
-            </w:tcMar>
-          </w:tcPr>
-          <w:p>
-            <w:pPr>
-              <w:spacing w:after="0" w:line="220" w:lineRule="exact"/>
-            </w:pPr>
-            <w:r>
-              <w:rPr>
-                <w:rFonts w:ascii="BIZ UDPゴシック" w:hAnsi="BIZ UDPゴシック" w:eastAsia="BIZ UDPゴシック"/>
-                <w:b w:val="0"/>
-                <w:sz w:val="16"/>
-              </w:rPr>
-              <w:t>北塩原村障がい者自立支援協議会（計画案の審議）</w:t>
-            </w:r>
-          </w:p>
-        </w:tc>
-      </w:tr>
-      <w:tr>
-        <w:tc>
-          <w:tcPr>
-            <w:tcW w:type="dxa" w:w="2400"/>
-            <w:tcMar>
-              <w:top w:w="30" w:type="dxa"/>
-              <w:left w:w="80" w:type="dxa"/>
-              <w:bottom w:w="30" w:type="dxa"/>
-              <w:right w:w="80" w:type="dxa"/>
-            </w:tcMar>
-          </w:tcPr>
-          <w:p>
-            <w:pPr>
-              <w:spacing w:after="0" w:line="220" w:lineRule="exact"/>
-            </w:pPr>
-            <w:r>
-              <w:rPr>
-                <w:rFonts w:ascii="BIZ UDPゴシック" w:hAnsi="BIZ UDPゴシック" w:eastAsia="BIZ UDPゴシック"/>
-                <w:b w:val="0"/>
-                <w:sz w:val="16"/>
-              </w:rPr>
-              <w:t>令和９年１月26日～２月９日</w:t>
-            </w:r>
-          </w:p>
-        </w:tc>
-        <w:tc>
-          <w:tcPr>
-            <w:tcW w:type="dxa" w:w="7805"/>
-            <w:tcMar>
-              <w:top w:w="30" w:type="dxa"/>
-              <w:left w:w="80" w:type="dxa"/>
-              <w:bottom w:w="30" w:type="dxa"/>
-              <w:right w:w="80" w:type="dxa"/>
-            </w:tcMar>
-          </w:tcPr>
-          <w:p>
-            <w:pPr>
-              <w:spacing w:after="0" w:line="220" w:lineRule="exact"/>
-            </w:pPr>
-            <w:r>
-              <w:rPr>
-                <w:rFonts w:ascii="BIZ UDPゴシック" w:hAnsi="BIZ UDPゴシック" w:eastAsia="BIZ UDPゴシック"/>
-                <w:b w:val="0"/>
-                <w:sz w:val="16"/>
-              </w:rPr>
-              <w:t>パブリックコメントの実施（15日間）</w:t>
-            </w:r>
-          </w:p>
-        </w:tc>
-      </w:tr>
-      <w:tr>
-        <w:tc>
-          <w:tcPr>
-            <w:tcW w:type="dxa" w:w="2400"/>
-            <w:tcMar>
-              <w:top w:w="30" w:type="dxa"/>
-              <w:left w:w="80" w:type="dxa"/>
-              <w:bottom w:w="30" w:type="dxa"/>
-              <w:right w:w="80" w:type="dxa"/>
-            </w:tcMar>
-          </w:tcPr>
-          <w:p>
-            <w:pPr>
-              <w:spacing w:after="0" w:line="220" w:lineRule="exact"/>
-            </w:pPr>
-            <w:r>
-              <w:rPr>
-                <w:rFonts w:ascii="BIZ UDPゴシック" w:hAnsi="BIZ UDPゴシック" w:eastAsia="BIZ UDPゴシック"/>
-                <w:b w:val="0"/>
-                <w:sz w:val="16"/>
-              </w:rPr>
-              <w:t>令和９年２月19日</w:t>
-            </w:r>
-          </w:p>
-        </w:tc>
-        <w:tc>
-          <w:tcPr>
-            <w:tcW w:type="dxa" w:w="7805"/>
-            <w:tcMar>
-              <w:top w:w="30" w:type="dxa"/>
-              <w:left w:w="80" w:type="dxa"/>
-              <w:bottom w:w="30" w:type="dxa"/>
-              <w:right w:w="80" w:type="dxa"/>
-            </w:tcMar>
-          </w:tcPr>
-          <w:p>
-            <w:pPr>
-              <w:spacing w:after="0" w:line="220" w:lineRule="exact"/>
-            </w:pPr>
-            <w:r>
-              <w:rPr>
-                <w:rFonts w:ascii="BIZ UDPゴシック" w:hAnsi="BIZ UDPゴシック" w:eastAsia="BIZ UDPゴシック"/>
-                <w:b w:val="0"/>
-                <w:sz w:val="16"/>
-              </w:rPr>
-              <w:t>庁議（計画の決定）</w:t>
-            </w:r>
-          </w:p>
-        </w:tc>
-      </w:tr>
-      <w:tr>
-        <w:tc>
-          <w:tcPr>
-            <w:tcW w:type="dxa" w:w="2400"/>
-            <w:tcMar>
-              <w:top w:w="30" w:type="dxa"/>
-              <w:left w:w="80" w:type="dxa"/>
-              <w:bottom w:w="30" w:type="dxa"/>
-              <w:right w:w="80" w:type="dxa"/>
-            </w:tcMar>
-          </w:tcPr>
-          <w:p>
-            <w:pPr>
-              <w:spacing w:after="0" w:line="220" w:lineRule="exact"/>
-            </w:pPr>
-            <w:r>
-              <w:rPr>
-                <w:rFonts w:ascii="BIZ UDPゴシック" w:hAnsi="BIZ UDPゴシック" w:eastAsia="BIZ UDPゴシック"/>
-                <w:b w:val="0"/>
-                <w:sz w:val="16"/>
-              </w:rPr>
-              <w:t>令和９年２月下旬</w:t>
-            </w:r>
-          </w:p>
-        </w:tc>
-        <w:tc>
-          <w:tcPr>
-            <w:tcW w:type="dxa" w:w="7805"/>
-            <w:tcMar>
-              <w:top w:w="30" w:type="dxa"/>
-              <w:left w:w="80" w:type="dxa"/>
-              <w:bottom w:w="30" w:type="dxa"/>
-              <w:right w:w="80" w:type="dxa"/>
-            </w:tcMar>
-          </w:tcPr>
-          <w:p>
-            <w:pPr>
-              <w:spacing w:after="0" w:line="220" w:lineRule="exact"/>
-            </w:pPr>
-            <w:r>
-              <w:rPr>
-                <w:rFonts w:ascii="BIZ UDPゴシック" w:hAnsi="BIZ UDPゴシック" w:eastAsia="BIZ UDPゴシック"/>
-                <w:b w:val="0"/>
-                <w:sz w:val="16"/>
-              </w:rPr>
-              <w:t>議会全員協議会（令和９年度主要事業）</w:t>
-            </w:r>
-          </w:p>
-        </w:tc>
-      </w:tr>
-      <w:tr>
-        <w:tc>
-          <w:tcPr>
-            <w:tcW w:type="dxa" w:w="2400"/>
-            <w:tcMar>
-              <w:top w:w="30" w:type="dxa"/>
-              <w:left w:w="80" w:type="dxa"/>
-              <w:bottom w:w="30" w:type="dxa"/>
-              <w:right w:w="80" w:type="dxa"/>
-            </w:tcMar>
-          </w:tcPr>
-          <w:p>
-            <w:pPr>
-              <w:spacing w:after="0" w:line="220" w:lineRule="exact"/>
-            </w:pPr>
-            <w:r>
-              <w:rPr>
-                <w:rFonts w:ascii="BIZ UDPゴシック" w:hAnsi="BIZ UDPゴシック" w:eastAsia="BIZ UDPゴシック"/>
-                <w:b w:val="0"/>
-                <w:sz w:val="16"/>
-              </w:rPr>
-              <w:t>令和９年３月</w:t>
-            </w:r>
-          </w:p>
-        </w:tc>
-        <w:tc>
-          <w:tcPr>
-            <w:tcW w:type="dxa" w:w="7805"/>
-            <w:tcMar>
-              <w:top w:w="30" w:type="dxa"/>
-              <w:left w:w="80" w:type="dxa"/>
-              <w:bottom w:w="30" w:type="dxa"/>
-              <w:right w:w="80" w:type="dxa"/>
-            </w:tcMar>
-          </w:tcPr>
-          <w:p>
-            <w:pPr>
-              <w:spacing w:after="0" w:line="220" w:lineRule="exact"/>
-            </w:pPr>
-            <w:r>
-              <w:rPr>
-                <w:rFonts w:ascii="BIZ UDPゴシック" w:hAnsi="BIZ UDPゴシック" w:eastAsia="BIZ UDPゴシック"/>
-                <w:b w:val="0"/>
-                <w:sz w:val="16"/>
-              </w:rPr>
-              <w:t>計画書の印刷・公表</w:t>
-            </w:r>
-          </w:p>
-        </w:tc>
-      </w:tr>
-    </w:tbl>
-    <w:p>
-      <w:pPr>
-        <w:spacing w:before="0" w:after="0" w:line="100" w:lineRule="exact"/>
-      </w:pPr>
-    </w:p>
-    <w:tbl>
-      <w:tblPr>
-        <w:tblW w:type="auto" w:w="0"/>
-        <w:tblLayout w:type="fixed"/>
-        <w:tblLook w:firstColumn="1" w:firstRow="1" w:lastColumn="0" w:lastRow="0" w:noHBand="0" w:noVBand="1" w:val="04A0"/>
-        <w:tblW w:w="10206" w:type="dxa"/>
-        <w:tblLayout w:type="fixed"/>
-        <w:tblBorders>
-          <w:top w:val="single" w:sz="4" w:space="0" w:color="FF7F0E"/>
-          <w:left w:val="single" w:sz="4" w:space="0" w:color="FF7F0E"/>
-          <w:bottom w:val="single" w:sz="4" w:space="0" w:color="FF7F0E"/>
-          <w:right w:val="single" w:sz="4" w:space="0" w:color="FF7F0E"/>
-          <w:insideH w:val="single" w:sz="4" w:space="0" w:color="FF7F0E"/>
-          <w:insideV w:val="single" w:sz="4" w:space="0" w:color="FF7F0E"/>
+          <w:top w:val="single" w:sz="4" w:space="0" w:color="E97132"/>
+          <w:left w:val="single" w:sz="4" w:space="0" w:color="E97132"/>
+          <w:bottom w:val="single" w:sz="4" w:space="0" w:color="E97132"/>
+          <w:right w:val="single" w:sz="4" w:space="0" w:color="E97132"/>
+          <w:insideH w:val="single" w:sz="4" w:space="0" w:color="E97132"/>
+          <w:insideV w:val="single" w:sz="4" w:space="0" w:color="E97132"/>
         </w:tblBorders>
       </w:tblPr>
       <w:tblGrid>
@@ -3066,7 +2790,7 @@
         <w:tc>
           <w:tcPr>
             <w:tcW w:type="dxa" w:w="10205"/>
-            <w:shd w:val="clear" w:color="auto" w:fill="FFF2CC"/>
+            <w:shd w:val="clear" w:color="auto" w:fill="FFFF99"/>
             <w:tcMar>
               <w:top w:w="60" w:type="dxa"/>
               <w:left w:w="140" w:type="dxa"/>
@@ -3076,39 +2800,39 @@
           </w:tcPr>
           <w:p>
             <w:pPr>
-              <w:spacing w:after="0" w:line="240" w:lineRule="exact"/>
+              <w:spacing w:after="0" w:line="270" w:lineRule="exact"/>
             </w:pPr>
             <w:r>
               <w:rPr>
-                <w:rFonts w:ascii="BIZ UDPゴシック" w:hAnsi="BIZ UDPゴシック" w:eastAsia="BIZ UDPゴシック"/>
+                <w:rFonts w:ascii="UD デジタル 教科書体 NK-B" w:hAnsi="UD デジタル 教科書体 NK-B" w:eastAsia="UD デジタル 教科書体 NK-B"/>
                 <w:b/>
-                <w:sz w:val="17"/>
+                <w:sz w:val="19"/>
               </w:rPr>
               <w:t>パブリックコメント（村民意見公募）を実施します</w:t>
             </w:r>
           </w:p>
           <w:p>
             <w:pPr>
-              <w:spacing w:after="0" w:line="240" w:lineRule="exact"/>
+              <w:spacing w:after="0" w:line="270" w:lineRule="exact"/>
             </w:pPr>
             <w:r>
               <w:rPr>
-                <w:rFonts w:ascii="BIZ UDPゴシック" w:hAnsi="BIZ UDPゴシック" w:eastAsia="BIZ UDPゴシック"/>
+                <w:rFonts w:ascii="UD デジタル 教科書体 NK-R" w:hAnsi="UD デジタル 教科書体 NK-R" w:eastAsia="UD デジタル 教科書体 NK-R"/>
                 <w:b w:val="0"/>
-                <w:sz w:val="17"/>
+                <w:sz w:val="19"/>
               </w:rPr>
               <w:t>令和９年１月26日から令和９年２月９日まで（15日間）、計画の素案を村ホームページ及び村役場窓口で公開し、ご意見を募ります。この調査の結果の詳細は、別冊「北塩原村 障がい福祉に関するアンケート調査 分析報告書」に掲載しています。</w:t>
             </w:r>
           </w:p>
           <w:p>
             <w:pPr>
-              <w:spacing w:after="0" w:line="240" w:lineRule="exact"/>
+              <w:spacing w:after="0" w:line="270" w:lineRule="exact"/>
             </w:pPr>
             <w:r>
               <w:rPr>
-                <w:rFonts w:ascii="BIZ UDPゴシック" w:hAnsi="BIZ UDPゴシック" w:eastAsia="BIZ UDPゴシック"/>
+                <w:rFonts w:ascii="UD デジタル 教科書体 NK-R" w:hAnsi="UD デジタル 教科書体 NK-R" w:eastAsia="UD デジタル 教科書体 NK-R"/>
                 <w:b w:val="0"/>
-                <w:sz w:val="17"/>
+                <w:sz w:val="19"/>
               </w:rPr>
               <w:t>【お問合せ・ご意見の提出先】北塩原村役場　保健福祉課　福祉係（TEL）0241-23-3113</w:t>
             </w:r>
@@ -3495,8 +3219,8 @@
     <w:qFormat/>
     <w:rsid w:val="00FC693F"/>
     <w:rPr>
-      <w:rFonts w:ascii="BIZ UDPゴシック" w:hAnsi="BIZ UDPゴシック" w:eastAsia="BIZ UDPゴシック"/>
-      <w:sz w:val="18"/>
+      <w:rFonts w:ascii="UD デジタル 教科書体 NK-R" w:hAnsi="UD デジタル 教科書体 NK-R" w:eastAsia="UD デジタル 教科書体 NK-R"/>
+      <w:sz w:val="20"/>
     </w:rPr>
   </w:style>
   <w:style w:type="paragraph" w:styleId="Header">

--- a/output/北塩原村_アンケート結果報告_概要版.docx
+++ b/output/北塩原村_アンケート結果報告_概要版.docx
@@ -2135,7 +2135,7 @@
           <w:b w:val="0"/>
           <w:sz w:val="19"/>
         </w:rPr>
-        <w:t>調査の結果から、本計画で対応すべき主な課題を7つに整理し、成果目標、サービス見込量及びその確保のための方策に反映しました。</w:t>
+        <w:t>調査の結果から、本計画で対応すべき主な課題を8つに整理し、成果目標、サービス見込量及びその確保のための方策に反映しました。</w:t>
       </w:r>
     </w:p>
     <w:tbl>
@@ -2564,6 +2564,56 @@
           </w:p>
         </w:tc>
       </w:tr>
+      <w:tr>
+        <w:tc>
+          <w:tcPr>
+            <w:tcW w:type="dxa" w:w="4399"/>
+            <w:tcMar>
+              <w:top w:w="30" w:type="dxa"/>
+              <w:left w:w="80" w:type="dxa"/>
+              <w:bottom w:w="30" w:type="dxa"/>
+              <w:right w:w="80" w:type="dxa"/>
+            </w:tcMar>
+          </w:tcPr>
+          <w:p>
+            <w:pPr>
+              <w:spacing w:after="0" w:line="229" w:lineRule="exact"/>
+            </w:pPr>
+            <w:r>
+              <w:rPr>
+                <w:rFonts w:ascii="UD デジタル 教科書体 NK-R" w:hAnsi="UD デジタル 教科書体 NK-R" w:eastAsia="UD デジタル 教科書体 NK-R"/>
+                <w:b w:val="0"/>
+                <w:sz w:val="19"/>
+              </w:rPr>
+              <w:t>専門的な支援を要する方への対応</w:t>
+            </w:r>
+          </w:p>
+        </w:tc>
+        <w:tc>
+          <w:tcPr>
+            <w:tcW w:type="dxa" w:w="5805"/>
+            <w:tcMar>
+              <w:top w:w="30" w:type="dxa"/>
+              <w:left w:w="80" w:type="dxa"/>
+              <w:bottom w:w="30" w:type="dxa"/>
+              <w:right w:w="80" w:type="dxa"/>
+            </w:tcMar>
+          </w:tcPr>
+          <w:p>
+            <w:pPr>
+              <w:spacing w:after="0" w:line="229" w:lineRule="exact"/>
+            </w:pPr>
+            <w:r>
+              <w:rPr>
+                <w:rFonts w:ascii="UD デジタル 教科書体 NK-R" w:hAnsi="UD デジタル 教科書体 NK-R" w:eastAsia="UD デジタル 教科書体 NK-R"/>
+                <w:b w:val="0"/>
+                <w:sz w:val="19"/>
+              </w:rPr>
+              <w:t>精神障がいにも対応した地域包括ケアシステムの構築、強度行動障がい・医療的ケアへの対応</w:t>
+            </w:r>
+          </w:p>
+        </w:tc>
+      </w:tr>
     </w:tbl>
     <w:p>
       <w:pPr>
